--- a/docs/KodiGo.docx
+++ b/docs/KodiGo.docx
@@ -306,6 +306,7 @@
     </w:p>
     <w:p>
       <w:pPr>
+        <w:jc w:val="both"/>
         <w:rPr>
           <w:rFonts w:ascii="Arial" w:hAnsi="Arial"/>
           <w:b/>
@@ -325,7 +326,7 @@
     </w:p>
     <w:p>
       <w:pPr>
-        <w:jc w:val="center"/>
+        <w:jc w:val="both"/>
         <w:rPr>
           <w:rFonts w:ascii="Arial" w:hAnsi="Arial"/>
           <w:szCs w:val="28"/>
@@ -918,6 +919,7 @@
     </w:p>
     <w:p>
       <w:pPr>
+        <w:jc w:val="both"/>
         <w:rPr>
           <w:rFonts w:ascii="Arial" w:hAnsi="Arial"/>
           <w:b/>
@@ -953,6 +955,7 @@
     </w:p>
     <w:p>
       <w:pPr>
+        <w:jc w:val="both"/>
         <w:rPr>
           <w:rFonts w:ascii="Arial" w:hAnsi="Arial"/>
           <w:sz w:val="22"/>
@@ -1417,6 +1420,7 @@
     </w:p>
     <w:p>
       <w:pPr>
+        <w:jc w:val="both"/>
         <w:rPr>
           <w:rFonts w:ascii="Arial" w:hAnsi="Arial"/>
           <w:b/>
@@ -2229,6 +2233,107 @@
     </w:p>
     <w:p>
       <w:pPr>
+        <w:jc w:val="both"/>
+        <w:rPr>
+          <w:rFonts w:ascii="Arial" w:hAnsi="Arial"/>
+          <w:b/>
+          <w:bCs/>
+          <w:sz w:val="22"/>
+        </w:rPr>
+      </w:pPr>
+      <w:r>
+        <w:rPr>
+          <w:rFonts w:ascii="Arial" w:hAnsi="Arial"/>
+          <w:b/>
+          <w:bCs/>
+          <w:sz w:val="22"/>
+        </w:rPr>
+        <w:t>Estructura de datos</w:t>
+      </w:r>
+    </w:p>
+    <w:p>
+      <w:pPr>
+        <w:jc w:val="both"/>
+        <w:rPr>
+          <w:rFonts w:ascii="Arial" w:hAnsi="Arial"/>
+          <w:sz w:val="22"/>
+        </w:rPr>
+      </w:pPr>
+      <w:r>
+        <w:rPr>
+          <w:rFonts w:ascii="Arial" w:hAnsi="Arial"/>
+          <w:sz w:val="22"/>
+        </w:rPr>
+        <w:t xml:space="preserve">La información de la aplicación se organizó separando los datos de la interfaz. Los cursos, unidades, lecciones y actividades se encuentran definidos en estructuras independientes dentro de </w:t>
+      </w:r>
+      <w:proofErr w:type="spellStart"/>
+      <w:r>
+        <w:rPr>
+          <w:rFonts w:ascii="Arial" w:hAnsi="Arial"/>
+          <w:sz w:val="22"/>
+        </w:rPr>
+        <w:t>src</w:t>
+      </w:r>
+      <w:proofErr w:type="spellEnd"/>
+      <w:r>
+        <w:rPr>
+          <w:rFonts w:ascii="Arial" w:hAnsi="Arial"/>
+          <w:sz w:val="22"/>
+        </w:rPr>
+        <w:t>/data/.</w:t>
+      </w:r>
+    </w:p>
+    <w:p>
+      <w:pPr>
+        <w:jc w:val="both"/>
+        <w:rPr>
+          <w:rFonts w:ascii="Arial" w:hAnsi="Arial"/>
+          <w:sz w:val="22"/>
+        </w:rPr>
+      </w:pPr>
+      <w:r>
+        <w:rPr>
+          <w:rFonts w:ascii="Arial" w:hAnsi="Arial"/>
+          <w:sz w:val="22"/>
+        </w:rPr>
+        <w:t>Los cursos contienen información como nombre, descripción, estado, progreso y referencia a su recurso visual. Las unidades contienen su título, descripción, estado y las lecciones que pertenecen a ellas.</w:t>
+      </w:r>
+    </w:p>
+    <w:p>
+      <w:pPr>
+        <w:jc w:val="both"/>
+        <w:rPr>
+          <w:rFonts w:ascii="Arial" w:hAnsi="Arial"/>
+          <w:sz w:val="22"/>
+        </w:rPr>
+      </w:pPr>
+      <w:r>
+        <w:rPr>
+          <w:rFonts w:ascii="Arial" w:hAnsi="Arial"/>
+          <w:sz w:val="22"/>
+        </w:rPr>
+        <w:t>Las actividades cuentan con información relacionada con su tipo, consigna, opciones cuando son necesarias y los datos utilizados para comprobar la respuesta.</w:t>
+      </w:r>
+    </w:p>
+    <w:p>
+      <w:pPr>
+        <w:jc w:val="both"/>
+        <w:rPr>
+          <w:rFonts w:ascii="Arial" w:hAnsi="Arial"/>
+          <w:sz w:val="22"/>
+        </w:rPr>
+      </w:pPr>
+      <w:r>
+        <w:rPr>
+          <w:rFonts w:ascii="Arial" w:hAnsi="Arial"/>
+          <w:sz w:val="22"/>
+        </w:rPr>
+        <w:t>Esta separación evita colocar toda la información directamente dentro de las plantillas de Vue y permite reutilizar los mismos componentes con diferentes datos.</w:t>
+      </w:r>
+    </w:p>
+    <w:p>
+      <w:pPr>
+        <w:jc w:val="both"/>
         <w:rPr>
           <w:rFonts w:ascii="Arial" w:hAnsi="Arial"/>
           <w:b/>
@@ -2243,22 +2348,42 @@
           <w:bCs/>
           <w:szCs w:val="28"/>
         </w:rPr>
-        <w:t>Estructura de datos</w:t>
-      </w:r>
-    </w:p>
-    <w:p>
-      <w:pPr>
-        <w:rPr>
-          <w:rFonts w:ascii="Arial" w:hAnsi="Arial"/>
-          <w:sz w:val="22"/>
-        </w:rPr>
-      </w:pPr>
-      <w:r>
-        <w:rPr>
-          <w:rFonts w:ascii="Arial" w:hAnsi="Arial"/>
-          <w:sz w:val="22"/>
-        </w:rPr>
-        <w:t xml:space="preserve">La información de la aplicación se organizó separando los datos de la interfaz. Los cursos, unidades, lecciones y actividades se encuentran definidos en estructuras independientes dentro de </w:t>
+        <w:br w:type="page"/>
+      </w:r>
+    </w:p>
+    <w:p>
+      <w:pPr>
+        <w:jc w:val="center"/>
+        <w:rPr>
+          <w:rFonts w:ascii="Arial" w:hAnsi="Arial"/>
+          <w:sz w:val="22"/>
+        </w:rPr>
+      </w:pPr>
+      <w:r>
+        <w:rPr>
+          <w:rFonts w:ascii="Arial" w:hAnsi="Arial"/>
+          <w:b/>
+          <w:bCs/>
+          <w:szCs w:val="28"/>
+        </w:rPr>
+        <w:lastRenderedPageBreak/>
+        <w:t>Base de datos</w:t>
+      </w:r>
+    </w:p>
+    <w:p>
+      <w:pPr>
+        <w:jc w:val="both"/>
+        <w:rPr>
+          <w:rFonts w:ascii="Arial" w:hAnsi="Arial"/>
+          <w:sz w:val="22"/>
+        </w:rPr>
+      </w:pPr>
+      <w:r>
+        <w:rPr>
+          <w:rFonts w:ascii="Arial" w:hAnsi="Arial"/>
+          <w:sz w:val="22"/>
+        </w:rPr>
+        <w:t xml:space="preserve">La aplicación utiliza una base de datos relacional alojada en </w:t>
       </w:r>
       <w:proofErr w:type="spellStart"/>
       <w:r>
@@ -2266,6 +2391,1111 @@
           <w:rFonts w:ascii="Arial" w:hAnsi="Arial"/>
           <w:sz w:val="22"/>
         </w:rPr>
+        <w:t>Supabase</w:t>
+      </w:r>
+      <w:proofErr w:type="spellEnd"/>
+      <w:r>
+        <w:rPr>
+          <w:rFonts w:ascii="Arial" w:hAnsi="Arial"/>
+          <w:sz w:val="22"/>
+        </w:rPr>
+        <w:t xml:space="preserve"> para almacenar los contenidos de aprendizaje. Su objetivo es reemplazar los datos de prueba que anteriormente se encontraban definidos directamente en archivos del proyecto y permitir que los cursos, unidades, lecciones y actividades sean administrados de forma centralizada.</w:t>
+      </w:r>
+    </w:p>
+    <w:p>
+      <w:pPr>
+        <w:jc w:val="both"/>
+        <w:rPr>
+          <w:rFonts w:ascii="Arial" w:hAnsi="Arial"/>
+          <w:sz w:val="22"/>
+        </w:rPr>
+      </w:pPr>
+      <w:r>
+        <w:rPr>
+          <w:rFonts w:ascii="Arial" w:hAnsi="Arial"/>
+          <w:sz w:val="22"/>
+        </w:rPr>
+        <w:t xml:space="preserve">El proyecto de </w:t>
+      </w:r>
+      <w:proofErr w:type="spellStart"/>
+      <w:r>
+        <w:rPr>
+          <w:rFonts w:ascii="Arial" w:hAnsi="Arial"/>
+          <w:sz w:val="22"/>
+        </w:rPr>
+        <w:t>Supabase</w:t>
+      </w:r>
+      <w:proofErr w:type="spellEnd"/>
+      <w:r>
+        <w:rPr>
+          <w:rFonts w:ascii="Arial" w:hAnsi="Arial"/>
+          <w:sz w:val="22"/>
+        </w:rPr>
+        <w:t xml:space="preserve"> utilizado se denomina </w:t>
+      </w:r>
+      <w:proofErr w:type="spellStart"/>
+      <w:r>
+        <w:rPr>
+          <w:rFonts w:ascii="Arial" w:hAnsi="Arial"/>
+          <w:sz w:val="22"/>
+        </w:rPr>
+        <w:t>KodiGo</w:t>
+      </w:r>
+      <w:proofErr w:type="spellEnd"/>
+      <w:r>
+        <w:rPr>
+          <w:rFonts w:ascii="Arial" w:hAnsi="Arial"/>
+          <w:sz w:val="22"/>
+        </w:rPr>
+        <w:t>. La base de datos se encuentra organizada mediante tablas relacionadas entre sí, utilizando identificadores y claves foráneas para mantener la relación entre los contenidos y evitar almacenar información repetida.</w:t>
+      </w:r>
+    </w:p>
+    <w:p>
+      <w:pPr>
+        <w:jc w:val="both"/>
+        <w:rPr>
+          <w:rFonts w:ascii="Arial" w:hAnsi="Arial"/>
+          <w:sz w:val="22"/>
+        </w:rPr>
+      </w:pPr>
+      <w:r>
+        <w:rPr>
+          <w:rFonts w:ascii="Arial" w:hAnsi="Arial"/>
+          <w:sz w:val="22"/>
+        </w:rPr>
+        <w:t>La información se organiza principalmente en:</w:t>
+      </w:r>
+    </w:p>
+    <w:p>
+      <w:pPr>
+        <w:numPr>
+          <w:ilvl w:val="0"/>
+          <w:numId w:val="16"/>
+        </w:numPr>
+        <w:jc w:val="both"/>
+        <w:rPr>
+          <w:rFonts w:ascii="Arial" w:hAnsi="Arial"/>
+          <w:sz w:val="22"/>
+        </w:rPr>
+      </w:pPr>
+      <w:r>
+        <w:rPr>
+          <w:rFonts w:ascii="Arial" w:hAnsi="Arial"/>
+          <w:sz w:val="22"/>
+        </w:rPr>
+        <w:t>Cursos: contienen los datos generales de cada lenguaje o tecnología disponible.</w:t>
+      </w:r>
+    </w:p>
+    <w:p>
+      <w:pPr>
+        <w:numPr>
+          <w:ilvl w:val="0"/>
+          <w:numId w:val="16"/>
+        </w:numPr>
+        <w:jc w:val="both"/>
+        <w:rPr>
+          <w:rFonts w:ascii="Arial" w:hAnsi="Arial"/>
+          <w:sz w:val="22"/>
+        </w:rPr>
+      </w:pPr>
+      <w:r>
+        <w:rPr>
+          <w:rFonts w:ascii="Arial" w:hAnsi="Arial"/>
+          <w:sz w:val="22"/>
+        </w:rPr>
+        <w:t>Unidades: pertenecen a un curso y representan una sección dentro del recorrido de aprendizaje.</w:t>
+      </w:r>
+    </w:p>
+    <w:p>
+      <w:pPr>
+        <w:numPr>
+          <w:ilvl w:val="0"/>
+          <w:numId w:val="16"/>
+        </w:numPr>
+        <w:jc w:val="both"/>
+        <w:rPr>
+          <w:rFonts w:ascii="Arial" w:hAnsi="Arial"/>
+          <w:sz w:val="22"/>
+        </w:rPr>
+      </w:pPr>
+      <w:r>
+        <w:rPr>
+          <w:rFonts w:ascii="Arial" w:hAnsi="Arial"/>
+          <w:sz w:val="22"/>
+        </w:rPr>
+        <w:t>Lecciones: pertenecen a una unidad y contienen los temas que debe aprender el usuario.</w:t>
+      </w:r>
+    </w:p>
+    <w:p>
+      <w:pPr>
+        <w:numPr>
+          <w:ilvl w:val="0"/>
+          <w:numId w:val="16"/>
+        </w:numPr>
+        <w:jc w:val="both"/>
+        <w:rPr>
+          <w:rFonts w:ascii="Arial" w:hAnsi="Arial"/>
+          <w:sz w:val="22"/>
+        </w:rPr>
+      </w:pPr>
+      <w:r>
+        <w:rPr>
+          <w:rFonts w:ascii="Arial" w:hAnsi="Arial"/>
+          <w:sz w:val="22"/>
+        </w:rPr>
+        <w:t>Preguntas: pertenecen a una lección y representan las actividades que debe resolver el usuario.</w:t>
+      </w:r>
+    </w:p>
+    <w:p>
+      <w:pPr>
+        <w:numPr>
+          <w:ilvl w:val="0"/>
+          <w:numId w:val="16"/>
+        </w:numPr>
+        <w:jc w:val="both"/>
+        <w:rPr>
+          <w:rFonts w:ascii="Arial" w:hAnsi="Arial"/>
+          <w:sz w:val="22"/>
+        </w:rPr>
+      </w:pPr>
+      <w:r>
+        <w:rPr>
+          <w:rFonts w:ascii="Arial" w:hAnsi="Arial"/>
+          <w:sz w:val="22"/>
+        </w:rPr>
+        <w:t>Opciones de respuesta: pertenecen a una pregunta y representan las posibles respuestas disponibles.</w:t>
+      </w:r>
+    </w:p>
+    <w:p>
+      <w:pPr>
+        <w:numPr>
+          <w:ilvl w:val="0"/>
+          <w:numId w:val="16"/>
+        </w:numPr>
+        <w:jc w:val="both"/>
+        <w:rPr>
+          <w:rFonts w:ascii="Arial" w:hAnsi="Arial"/>
+          <w:sz w:val="22"/>
+        </w:rPr>
+      </w:pPr>
+      <w:r>
+        <w:rPr>
+          <w:rFonts w:ascii="Arial" w:hAnsi="Arial"/>
+          <w:sz w:val="22"/>
+        </w:rPr>
+        <w:t>Soluciones y explicaciones: contienen la información necesaria para determinar si una respuesta es correcta y explicar el resultado al usuario.</w:t>
+      </w:r>
+    </w:p>
+    <w:p>
+      <w:pPr>
+        <w:jc w:val="both"/>
+        <w:rPr>
+          <w:rFonts w:ascii="Arial" w:hAnsi="Arial"/>
+          <w:sz w:val="22"/>
+        </w:rPr>
+      </w:pPr>
+      <w:r>
+        <w:rPr>
+          <w:rFonts w:ascii="Arial" w:hAnsi="Arial"/>
+          <w:sz w:val="22"/>
+        </w:rPr>
+        <w:t>Las relaciones entre estas entidades permiten mantener una estructura organizada. Un curso puede contener varias unidades, una unidad puede contener varias lecciones, una lección puede contener varias preguntas y una pregunta puede tener varias opciones de respuesta.</w:t>
+      </w:r>
+    </w:p>
+    <w:p>
+      <w:pPr>
+        <w:jc w:val="both"/>
+        <w:rPr>
+          <w:rFonts w:ascii="Arial" w:hAnsi="Arial"/>
+          <w:sz w:val="22"/>
+        </w:rPr>
+      </w:pPr>
+      <w:r>
+        <w:rPr>
+          <w:rFonts w:ascii="Arial" w:hAnsi="Arial"/>
+          <w:sz w:val="22"/>
+        </w:rPr>
+        <w:t>De esta manera, los datos se almacenan una sola vez y se relacionan mediante identificadores, evitando repetir información como el nombre del curso o de la unidad en cada registro relacionado.</w:t>
+      </w:r>
+    </w:p>
+    <w:p>
+      <w:pPr>
+        <w:jc w:val="both"/>
+        <w:rPr>
+          <w:rFonts w:ascii="Arial" w:hAnsi="Arial"/>
+          <w:b/>
+          <w:bCs/>
+          <w:sz w:val="22"/>
+        </w:rPr>
+      </w:pPr>
+      <w:r>
+        <w:rPr>
+          <w:rFonts w:ascii="Arial" w:hAnsi="Arial"/>
+          <w:b/>
+          <w:bCs/>
+          <w:sz w:val="22"/>
+        </w:rPr>
+        <w:t>Orden de los contenidos</w:t>
+      </w:r>
+    </w:p>
+    <w:p>
+      <w:pPr>
+        <w:jc w:val="both"/>
+        <w:rPr>
+          <w:rFonts w:ascii="Arial" w:hAnsi="Arial"/>
+          <w:sz w:val="22"/>
+        </w:rPr>
+      </w:pPr>
+      <w:r>
+        <w:rPr>
+          <w:rFonts w:ascii="Arial" w:hAnsi="Arial"/>
+          <w:sz w:val="22"/>
+        </w:rPr>
+        <w:t>Las unidades y las lecciones cuentan con un campo de orden que permite establecer explícitamente su posición dentro del recorrido de aprendizaje.</w:t>
+      </w:r>
+    </w:p>
+    <w:p>
+      <w:pPr>
+        <w:jc w:val="both"/>
+        <w:rPr>
+          <w:rFonts w:ascii="Arial" w:hAnsi="Arial"/>
+          <w:sz w:val="22"/>
+        </w:rPr>
+      </w:pPr>
+      <w:r>
+        <w:rPr>
+          <w:rFonts w:ascii="Arial" w:hAnsi="Arial"/>
+          <w:sz w:val="22"/>
+        </w:rPr>
+        <w:t>Esto permite que el contenido se muestre en el orden definido por la aplicación independientemente del orden en el que los registros hayan sido agregados a la base de datos.</w:t>
+      </w:r>
+    </w:p>
+    <w:p>
+      <w:pPr>
+        <w:jc w:val="both"/>
+        <w:rPr>
+          <w:rFonts w:ascii="Arial" w:hAnsi="Arial"/>
+          <w:sz w:val="22"/>
+        </w:rPr>
+      </w:pPr>
+      <w:r>
+        <w:rPr>
+          <w:rFonts w:ascii="Arial" w:hAnsi="Arial"/>
+          <w:sz w:val="22"/>
+        </w:rPr>
+        <w:t>Por ejemplo, una unidad puede tener un valor de orden 1, otra 2 y otra 3. Lo mismo ocurre con las lecciones pertenecientes a una unidad.</w:t>
+      </w:r>
+    </w:p>
+    <w:p>
+      <w:pPr>
+        <w:jc w:val="both"/>
+        <w:rPr>
+          <w:rFonts w:ascii="Arial" w:hAnsi="Arial"/>
+          <w:sz w:val="22"/>
+        </w:rPr>
+      </w:pPr>
+      <w:r>
+        <w:rPr>
+          <w:rFonts w:ascii="Arial" w:hAnsi="Arial"/>
+          <w:sz w:val="22"/>
+        </w:rPr>
+        <w:lastRenderedPageBreak/>
+        <w:t>Este mecanismo permite modificar o reorganizar el contenido sin depender del identificador del registro ni de la fecha en que fue creado.</w:t>
+      </w:r>
+    </w:p>
+    <w:p>
+      <w:pPr>
+        <w:jc w:val="both"/>
+        <w:rPr>
+          <w:rFonts w:ascii="Arial" w:hAnsi="Arial"/>
+          <w:b/>
+          <w:bCs/>
+          <w:sz w:val="22"/>
+        </w:rPr>
+      </w:pPr>
+      <w:r>
+        <w:rPr>
+          <w:rFonts w:ascii="Arial" w:hAnsi="Arial"/>
+          <w:b/>
+          <w:bCs/>
+          <w:sz w:val="22"/>
+        </w:rPr>
+        <w:t>Contenido inicial</w:t>
+      </w:r>
+    </w:p>
+    <w:p>
+      <w:pPr>
+        <w:jc w:val="both"/>
+        <w:rPr>
+          <w:rFonts w:ascii="Arial" w:hAnsi="Arial"/>
+          <w:sz w:val="22"/>
+        </w:rPr>
+      </w:pPr>
+      <w:r>
+        <w:rPr>
+          <w:rFonts w:ascii="Arial" w:hAnsi="Arial"/>
+          <w:sz w:val="22"/>
+        </w:rPr>
+        <w:t>La base de datos contiene un curso de JavaScript junto con las unidades correspondientes al recorrido de aprendizaje definido para la aplicación.</w:t>
+      </w:r>
+    </w:p>
+    <w:p>
+      <w:pPr>
+        <w:jc w:val="both"/>
+        <w:rPr>
+          <w:rFonts w:ascii="Arial" w:hAnsi="Arial"/>
+          <w:sz w:val="22"/>
+        </w:rPr>
+      </w:pPr>
+      <w:r>
+        <w:rPr>
+          <w:rFonts w:ascii="Arial" w:hAnsi="Arial"/>
+          <w:sz w:val="22"/>
+        </w:rPr>
+        <w:t>Las unidades que todavía no cuentan con todo su contenido se mantienen identificadas como no disponibles. Esto permite que puedan existir dentro del curso sin que el usuario pueda acceder a contenidos que todavía no fueron publicados.</w:t>
+      </w:r>
+    </w:p>
+    <w:p>
+      <w:pPr>
+        <w:jc w:val="both"/>
+        <w:rPr>
+          <w:rFonts w:ascii="Arial" w:hAnsi="Arial"/>
+          <w:sz w:val="22"/>
+        </w:rPr>
+      </w:pPr>
+      <w:r>
+        <w:rPr>
+          <w:rFonts w:ascii="Arial" w:hAnsi="Arial"/>
+          <w:sz w:val="22"/>
+        </w:rPr>
+        <w:t>Dentro de una de las unidades se encuentran dos lecciones completas. Cada una cuenta con tres preguntas, junto con sus correspondientes opciones de respuesta, solución y explicación.</w:t>
+      </w:r>
+    </w:p>
+    <w:p>
+      <w:pPr>
+        <w:jc w:val="both"/>
+        <w:rPr>
+          <w:rFonts w:ascii="Arial" w:hAnsi="Arial"/>
+          <w:sz w:val="22"/>
+        </w:rPr>
+      </w:pPr>
+      <w:r>
+        <w:rPr>
+          <w:rFonts w:ascii="Arial" w:hAnsi="Arial"/>
+          <w:sz w:val="22"/>
+        </w:rPr>
+        <w:t>La información inicial se carga mediante un script independiente, de manera que los datos necesarios para utilizar la aplicación puedan reproducirse sin tener que ingresarlos manualmente uno por uno.</w:t>
+      </w:r>
+    </w:p>
+    <w:p>
+      <w:pPr>
+        <w:jc w:val="both"/>
+        <w:rPr>
+          <w:rFonts w:ascii="Arial" w:hAnsi="Arial"/>
+          <w:b/>
+          <w:bCs/>
+          <w:sz w:val="22"/>
+        </w:rPr>
+      </w:pPr>
+      <w:r>
+        <w:rPr>
+          <w:rFonts w:ascii="Arial" w:hAnsi="Arial"/>
+          <w:b/>
+          <w:bCs/>
+          <w:sz w:val="22"/>
+        </w:rPr>
+        <w:t>Diagrama entidad-relación</w:t>
+      </w:r>
+    </w:p>
+    <w:p>
+      <w:pPr>
+        <w:jc w:val="both"/>
+        <w:rPr>
+          <w:rFonts w:ascii="Arial" w:hAnsi="Arial"/>
+          <w:b/>
+          <w:bCs/>
+          <w:sz w:val="22"/>
+        </w:rPr>
+      </w:pPr>
+    </w:p>
+    <w:p>
+      <w:pPr>
+        <w:jc w:val="both"/>
+        <w:rPr>
+          <w:rFonts w:ascii="Arial" w:hAnsi="Arial"/>
+          <w:b/>
+          <w:bCs/>
+          <w:sz w:val="22"/>
+        </w:rPr>
+      </w:pPr>
+      <w:r>
+        <w:rPr>
+          <w:rFonts w:ascii="Arial" w:hAnsi="Arial"/>
+          <w:b/>
+          <w:bCs/>
+          <w:sz w:val="22"/>
+        </w:rPr>
+        <w:t>Diccionario de datos</w:t>
+      </w:r>
+    </w:p>
+    <w:p>
+      <w:pPr>
+        <w:jc w:val="both"/>
+        <w:rPr>
+          <w:rFonts w:ascii="Arial" w:hAnsi="Arial"/>
+          <w:sz w:val="22"/>
+        </w:rPr>
+      </w:pPr>
+      <w:r>
+        <w:rPr>
+          <w:rFonts w:ascii="Arial" w:hAnsi="Arial"/>
+          <w:sz w:val="22"/>
+        </w:rPr>
+        <w:t xml:space="preserve">El diccionario de datos documenta la información almacenada en cada tabla, indicando </w:t>
+      </w:r>
+      <w:proofErr w:type="spellStart"/>
+      <w:r>
+        <w:rPr>
+          <w:rFonts w:ascii="Arial" w:hAnsi="Arial"/>
+          <w:sz w:val="22"/>
+        </w:rPr>
+        <w:t>qué</w:t>
+      </w:r>
+      <w:proofErr w:type="spellEnd"/>
+      <w:r>
+        <w:rPr>
+          <w:rFonts w:ascii="Arial" w:hAnsi="Arial"/>
+          <w:sz w:val="22"/>
+        </w:rPr>
+        <w:t xml:space="preserve"> representa cada campo, qué tipo de información contiene y cuál es su función dentro del sistema.</w:t>
+      </w:r>
+    </w:p>
+    <w:p>
+      <w:pPr>
+        <w:jc w:val="both"/>
+        <w:rPr>
+          <w:rFonts w:ascii="Arial" w:hAnsi="Arial"/>
+          <w:sz w:val="22"/>
+        </w:rPr>
+      </w:pPr>
+      <w:r>
+        <w:rPr>
+          <w:rFonts w:ascii="Arial" w:hAnsi="Arial"/>
+          <w:sz w:val="22"/>
+        </w:rPr>
+        <w:t>Entre los datos principales se encuentran:</w:t>
+      </w:r>
+    </w:p>
+    <w:tbl>
+      <w:tblPr>
+        <w:tblStyle w:val="Tablaconcuadrcula"/>
+        <w:tblW w:w="0" w:type="auto"/>
+        <w:tblLook w:val="04A0" w:firstRow="1" w:lastRow="0" w:firstColumn="1" w:lastColumn="0" w:noHBand="0" w:noVBand="1"/>
+      </w:tblPr>
+      <w:tblGrid>
+        <w:gridCol w:w="1293"/>
+        <w:gridCol w:w="7201"/>
+      </w:tblGrid>
+      <w:tr>
+        <w:tc>
+          <w:tcPr>
+            <w:tcW w:w="0" w:type="auto"/>
+            <w:hideMark/>
+          </w:tcPr>
+          <w:p>
+            <w:pPr>
+              <w:spacing w:after="160" w:line="278" w:lineRule="auto"/>
+              <w:jc w:val="both"/>
+              <w:rPr>
+                <w:rFonts w:ascii="Arial" w:hAnsi="Arial"/>
+                <w:sz w:val="22"/>
+              </w:rPr>
+            </w:pPr>
+            <w:r>
+              <w:rPr>
+                <w:rFonts w:ascii="Arial" w:hAnsi="Arial"/>
+                <w:sz w:val="22"/>
+              </w:rPr>
+              <w:t>Entidad</w:t>
+            </w:r>
+          </w:p>
+        </w:tc>
+        <w:tc>
+          <w:tcPr>
+            <w:tcW w:w="0" w:type="auto"/>
+            <w:hideMark/>
+          </w:tcPr>
+          <w:p>
+            <w:pPr>
+              <w:spacing w:after="160" w:line="278" w:lineRule="auto"/>
+              <w:jc w:val="both"/>
+              <w:rPr>
+                <w:rFonts w:ascii="Arial" w:hAnsi="Arial"/>
+                <w:sz w:val="22"/>
+              </w:rPr>
+            </w:pPr>
+            <w:r>
+              <w:rPr>
+                <w:rFonts w:ascii="Arial" w:hAnsi="Arial"/>
+                <w:sz w:val="22"/>
+              </w:rPr>
+              <w:t>Información principal</w:t>
+            </w:r>
+          </w:p>
+        </w:tc>
+      </w:tr>
+      <w:tr>
+        <w:tc>
+          <w:tcPr>
+            <w:tcW w:w="0" w:type="auto"/>
+            <w:hideMark/>
+          </w:tcPr>
+          <w:p>
+            <w:pPr>
+              <w:spacing w:after="160" w:line="278" w:lineRule="auto"/>
+              <w:jc w:val="both"/>
+              <w:rPr>
+                <w:rFonts w:ascii="Arial" w:hAnsi="Arial"/>
+                <w:sz w:val="22"/>
+              </w:rPr>
+            </w:pPr>
+            <w:r>
+              <w:rPr>
+                <w:rFonts w:ascii="Arial" w:hAnsi="Arial"/>
+                <w:sz w:val="22"/>
+              </w:rPr>
+              <w:t>Cursos</w:t>
+            </w:r>
+          </w:p>
+        </w:tc>
+        <w:tc>
+          <w:tcPr>
+            <w:tcW w:w="0" w:type="auto"/>
+            <w:hideMark/>
+          </w:tcPr>
+          <w:p>
+            <w:pPr>
+              <w:spacing w:after="160" w:line="278" w:lineRule="auto"/>
+              <w:jc w:val="both"/>
+              <w:rPr>
+                <w:rFonts w:ascii="Arial" w:hAnsi="Arial"/>
+                <w:sz w:val="22"/>
+              </w:rPr>
+            </w:pPr>
+            <w:r>
+              <w:rPr>
+                <w:rFonts w:ascii="Arial" w:hAnsi="Arial"/>
+                <w:sz w:val="22"/>
+              </w:rPr>
+              <w:t>Identificador, nombre, descripción, estado y recurso visual</w:t>
+            </w:r>
+          </w:p>
+        </w:tc>
+      </w:tr>
+      <w:tr>
+        <w:tc>
+          <w:tcPr>
+            <w:tcW w:w="0" w:type="auto"/>
+            <w:hideMark/>
+          </w:tcPr>
+          <w:p>
+            <w:pPr>
+              <w:spacing w:after="160" w:line="278" w:lineRule="auto"/>
+              <w:jc w:val="both"/>
+              <w:rPr>
+                <w:rFonts w:ascii="Arial" w:hAnsi="Arial"/>
+                <w:sz w:val="22"/>
+              </w:rPr>
+            </w:pPr>
+            <w:r>
+              <w:rPr>
+                <w:rFonts w:ascii="Arial" w:hAnsi="Arial"/>
+                <w:sz w:val="22"/>
+              </w:rPr>
+              <w:t>Unidades</w:t>
+            </w:r>
+          </w:p>
+        </w:tc>
+        <w:tc>
+          <w:tcPr>
+            <w:tcW w:w="0" w:type="auto"/>
+            <w:hideMark/>
+          </w:tcPr>
+          <w:p>
+            <w:pPr>
+              <w:spacing w:after="160" w:line="278" w:lineRule="auto"/>
+              <w:jc w:val="both"/>
+              <w:rPr>
+                <w:rFonts w:ascii="Arial" w:hAnsi="Arial"/>
+                <w:sz w:val="22"/>
+              </w:rPr>
+            </w:pPr>
+            <w:r>
+              <w:rPr>
+                <w:rFonts w:ascii="Arial" w:hAnsi="Arial"/>
+                <w:sz w:val="22"/>
+              </w:rPr>
+              <w:t>Identificador, curso relacionado, título, descripción, orden y estado</w:t>
+            </w:r>
+          </w:p>
+        </w:tc>
+      </w:tr>
+      <w:tr>
+        <w:tc>
+          <w:tcPr>
+            <w:tcW w:w="0" w:type="auto"/>
+            <w:hideMark/>
+          </w:tcPr>
+          <w:p>
+            <w:pPr>
+              <w:spacing w:after="160" w:line="278" w:lineRule="auto"/>
+              <w:jc w:val="both"/>
+              <w:rPr>
+                <w:rFonts w:ascii="Arial" w:hAnsi="Arial"/>
+                <w:sz w:val="22"/>
+              </w:rPr>
+            </w:pPr>
+            <w:r>
+              <w:rPr>
+                <w:rFonts w:ascii="Arial" w:hAnsi="Arial"/>
+                <w:sz w:val="22"/>
+              </w:rPr>
+              <w:t>Lecciones</w:t>
+            </w:r>
+          </w:p>
+        </w:tc>
+        <w:tc>
+          <w:tcPr>
+            <w:tcW w:w="0" w:type="auto"/>
+            <w:hideMark/>
+          </w:tcPr>
+          <w:p>
+            <w:pPr>
+              <w:spacing w:after="160" w:line="278" w:lineRule="auto"/>
+              <w:jc w:val="both"/>
+              <w:rPr>
+                <w:rFonts w:ascii="Arial" w:hAnsi="Arial"/>
+                <w:sz w:val="22"/>
+              </w:rPr>
+            </w:pPr>
+            <w:r>
+              <w:rPr>
+                <w:rFonts w:ascii="Arial" w:hAnsi="Arial"/>
+                <w:sz w:val="22"/>
+              </w:rPr>
+              <w:t>Identificador, unidad relacionada, título, explicación, ejemplo, orden y estado</w:t>
+            </w:r>
+          </w:p>
+        </w:tc>
+      </w:tr>
+      <w:tr>
+        <w:tc>
+          <w:tcPr>
+            <w:tcW w:w="0" w:type="auto"/>
+            <w:hideMark/>
+          </w:tcPr>
+          <w:p>
+            <w:pPr>
+              <w:spacing w:after="160" w:line="278" w:lineRule="auto"/>
+              <w:jc w:val="both"/>
+              <w:rPr>
+                <w:rFonts w:ascii="Arial" w:hAnsi="Arial"/>
+                <w:sz w:val="22"/>
+              </w:rPr>
+            </w:pPr>
+            <w:r>
+              <w:rPr>
+                <w:rFonts w:ascii="Arial" w:hAnsi="Arial"/>
+                <w:sz w:val="22"/>
+              </w:rPr>
+              <w:t>Preguntas</w:t>
+            </w:r>
+          </w:p>
+        </w:tc>
+        <w:tc>
+          <w:tcPr>
+            <w:tcW w:w="0" w:type="auto"/>
+            <w:hideMark/>
+          </w:tcPr>
+          <w:p>
+            <w:pPr>
+              <w:spacing w:after="160" w:line="278" w:lineRule="auto"/>
+              <w:jc w:val="both"/>
+              <w:rPr>
+                <w:rFonts w:ascii="Arial" w:hAnsi="Arial"/>
+                <w:sz w:val="22"/>
+              </w:rPr>
+            </w:pPr>
+            <w:r>
+              <w:rPr>
+                <w:rFonts w:ascii="Arial" w:hAnsi="Arial"/>
+                <w:sz w:val="22"/>
+              </w:rPr>
+              <w:t>Identificador, lección relacionada, consigna, tipo y estado</w:t>
+            </w:r>
+          </w:p>
+        </w:tc>
+      </w:tr>
+      <w:tr>
+        <w:tc>
+          <w:tcPr>
+            <w:tcW w:w="0" w:type="auto"/>
+            <w:hideMark/>
+          </w:tcPr>
+          <w:p>
+            <w:pPr>
+              <w:spacing w:after="160" w:line="278" w:lineRule="auto"/>
+              <w:jc w:val="both"/>
+              <w:rPr>
+                <w:rFonts w:ascii="Arial" w:hAnsi="Arial"/>
+                <w:sz w:val="22"/>
+              </w:rPr>
+            </w:pPr>
+            <w:r>
+              <w:rPr>
+                <w:rFonts w:ascii="Arial" w:hAnsi="Arial"/>
+                <w:sz w:val="22"/>
+              </w:rPr>
+              <w:t>Opciones</w:t>
+            </w:r>
+          </w:p>
+        </w:tc>
+        <w:tc>
+          <w:tcPr>
+            <w:tcW w:w="0" w:type="auto"/>
+            <w:hideMark/>
+          </w:tcPr>
+          <w:p>
+            <w:pPr>
+              <w:spacing w:after="160" w:line="278" w:lineRule="auto"/>
+              <w:jc w:val="both"/>
+              <w:rPr>
+                <w:rFonts w:ascii="Arial" w:hAnsi="Arial"/>
+                <w:sz w:val="22"/>
+              </w:rPr>
+            </w:pPr>
+            <w:r>
+              <w:rPr>
+                <w:rFonts w:ascii="Arial" w:hAnsi="Arial"/>
+                <w:sz w:val="22"/>
+              </w:rPr>
+              <w:t>Identificador, pregunta relacionada, texto de la opción y orden</w:t>
+            </w:r>
+          </w:p>
+        </w:tc>
+      </w:tr>
+      <w:tr>
+        <w:tc>
+          <w:tcPr>
+            <w:tcW w:w="0" w:type="auto"/>
+            <w:hideMark/>
+          </w:tcPr>
+          <w:p>
+            <w:pPr>
+              <w:spacing w:after="160" w:line="278" w:lineRule="auto"/>
+              <w:jc w:val="both"/>
+              <w:rPr>
+                <w:rFonts w:ascii="Arial" w:hAnsi="Arial"/>
+                <w:sz w:val="22"/>
+              </w:rPr>
+            </w:pPr>
+            <w:r>
+              <w:rPr>
+                <w:rFonts w:ascii="Arial" w:hAnsi="Arial"/>
+                <w:sz w:val="22"/>
+              </w:rPr>
+              <w:t>Soluciones</w:t>
+            </w:r>
+          </w:p>
+        </w:tc>
+        <w:tc>
+          <w:tcPr>
+            <w:tcW w:w="0" w:type="auto"/>
+            <w:hideMark/>
+          </w:tcPr>
+          <w:p>
+            <w:pPr>
+              <w:spacing w:after="160" w:line="278" w:lineRule="auto"/>
+              <w:jc w:val="both"/>
+              <w:rPr>
+                <w:rFonts w:ascii="Arial" w:hAnsi="Arial"/>
+                <w:sz w:val="22"/>
+              </w:rPr>
+            </w:pPr>
+            <w:r>
+              <w:rPr>
+                <w:rFonts w:ascii="Arial" w:hAnsi="Arial"/>
+                <w:sz w:val="22"/>
+              </w:rPr>
+              <w:t>Pregunta relacionada, opción correcta y explicación</w:t>
+            </w:r>
+          </w:p>
+        </w:tc>
+      </w:tr>
+    </w:tbl>
+    <w:p>
+      <w:pPr>
+        <w:jc w:val="both"/>
+        <w:rPr>
+          <w:rFonts w:ascii="Arial" w:hAnsi="Arial"/>
+          <w:sz w:val="22"/>
+        </w:rPr>
+      </w:pPr>
+      <w:r>
+        <w:rPr>
+          <w:rFonts w:ascii="Arial" w:hAnsi="Arial"/>
+          <w:sz w:val="22"/>
+        </w:rPr>
+        <w:t>Los identificadores permiten relacionar los registros mediante claves primarias y claves foráneas. Las restricciones de la base de datos ayudan a evitar relaciones inválidas y registros que no correspondan con la estructura definida.</w:t>
+      </w:r>
+    </w:p>
+    <w:p>
+      <w:pPr>
+        <w:jc w:val="both"/>
+        <w:rPr>
+          <w:rFonts w:ascii="Arial" w:hAnsi="Arial"/>
+          <w:b/>
+          <w:bCs/>
+          <w:sz w:val="22"/>
+        </w:rPr>
+      </w:pPr>
+      <w:r>
+        <w:rPr>
+          <w:rFonts w:ascii="Arial" w:hAnsi="Arial"/>
+          <w:b/>
+          <w:bCs/>
+          <w:sz w:val="22"/>
+        </w:rPr>
+        <w:t>Scripts de la base de datos</w:t>
+      </w:r>
+    </w:p>
+    <w:p>
+      <w:pPr>
+        <w:jc w:val="both"/>
+        <w:rPr>
+          <w:rFonts w:ascii="Arial" w:hAnsi="Arial"/>
+          <w:sz w:val="22"/>
+        </w:rPr>
+      </w:pPr>
+      <w:r>
+        <w:rPr>
+          <w:rFonts w:ascii="Arial" w:hAnsi="Arial"/>
+          <w:sz w:val="22"/>
+        </w:rPr>
+        <w:lastRenderedPageBreak/>
+        <w:t>La estructura de la base de datos se encuentra definida mediante un script SQL que permite reproducir las tablas y sus relaciones.</w:t>
+      </w:r>
+    </w:p>
+    <w:p>
+      <w:pPr>
+        <w:jc w:val="both"/>
+        <w:rPr>
+          <w:rFonts w:ascii="Arial" w:hAnsi="Arial"/>
+          <w:sz w:val="22"/>
+        </w:rPr>
+      </w:pPr>
+      <w:r>
+        <w:rPr>
+          <w:rFonts w:ascii="Arial" w:hAnsi="Arial"/>
+          <w:sz w:val="22"/>
+        </w:rPr>
+        <w:t>El script de creación incluye:</w:t>
+      </w:r>
+    </w:p>
+    <w:p>
+      <w:pPr>
+        <w:numPr>
+          <w:ilvl w:val="0"/>
+          <w:numId w:val="17"/>
+        </w:numPr>
+        <w:jc w:val="both"/>
+        <w:rPr>
+          <w:rFonts w:ascii="Arial" w:hAnsi="Arial"/>
+          <w:sz w:val="22"/>
+        </w:rPr>
+      </w:pPr>
+      <w:r>
+        <w:rPr>
+          <w:rFonts w:ascii="Arial" w:hAnsi="Arial"/>
+          <w:sz w:val="22"/>
+        </w:rPr>
+        <w:t>Tablas.</w:t>
+      </w:r>
+    </w:p>
+    <w:p>
+      <w:pPr>
+        <w:numPr>
+          <w:ilvl w:val="0"/>
+          <w:numId w:val="17"/>
+        </w:numPr>
+        <w:jc w:val="both"/>
+        <w:rPr>
+          <w:rFonts w:ascii="Arial" w:hAnsi="Arial"/>
+          <w:sz w:val="22"/>
+        </w:rPr>
+      </w:pPr>
+      <w:r>
+        <w:rPr>
+          <w:rFonts w:ascii="Arial" w:hAnsi="Arial"/>
+          <w:sz w:val="22"/>
+        </w:rPr>
+        <w:t>Claves primarias.</w:t>
+      </w:r>
+    </w:p>
+    <w:p>
+      <w:pPr>
+        <w:numPr>
+          <w:ilvl w:val="0"/>
+          <w:numId w:val="17"/>
+        </w:numPr>
+        <w:jc w:val="both"/>
+        <w:rPr>
+          <w:rFonts w:ascii="Arial" w:hAnsi="Arial"/>
+          <w:sz w:val="22"/>
+        </w:rPr>
+      </w:pPr>
+      <w:r>
+        <w:rPr>
+          <w:rFonts w:ascii="Arial" w:hAnsi="Arial"/>
+          <w:sz w:val="22"/>
+        </w:rPr>
+        <w:t>Claves foráneas.</w:t>
+      </w:r>
+    </w:p>
+    <w:p>
+      <w:pPr>
+        <w:numPr>
+          <w:ilvl w:val="0"/>
+          <w:numId w:val="17"/>
+        </w:numPr>
+        <w:jc w:val="both"/>
+        <w:rPr>
+          <w:rFonts w:ascii="Arial" w:hAnsi="Arial"/>
+          <w:sz w:val="22"/>
+        </w:rPr>
+      </w:pPr>
+      <w:r>
+        <w:rPr>
+          <w:rFonts w:ascii="Arial" w:hAnsi="Arial"/>
+          <w:sz w:val="22"/>
+        </w:rPr>
+        <w:t>Restricciones.</w:t>
+      </w:r>
+    </w:p>
+    <w:p>
+      <w:pPr>
+        <w:numPr>
+          <w:ilvl w:val="0"/>
+          <w:numId w:val="17"/>
+        </w:numPr>
+        <w:jc w:val="both"/>
+        <w:rPr>
+          <w:rFonts w:ascii="Arial" w:hAnsi="Arial"/>
+          <w:sz w:val="22"/>
+        </w:rPr>
+      </w:pPr>
+      <w:r>
+        <w:rPr>
+          <w:rFonts w:ascii="Arial" w:hAnsi="Arial"/>
+          <w:sz w:val="22"/>
+        </w:rPr>
+        <w:t>Campos necesarios para establecer el orden.</w:t>
+      </w:r>
+    </w:p>
+    <w:p>
+      <w:pPr>
+        <w:numPr>
+          <w:ilvl w:val="0"/>
+          <w:numId w:val="17"/>
+        </w:numPr>
+        <w:jc w:val="both"/>
+        <w:rPr>
+          <w:rFonts w:ascii="Arial" w:hAnsi="Arial"/>
+          <w:sz w:val="22"/>
+        </w:rPr>
+      </w:pPr>
+      <w:r>
+        <w:rPr>
+          <w:rFonts w:ascii="Arial" w:hAnsi="Arial"/>
+          <w:sz w:val="22"/>
+        </w:rPr>
+        <w:t>Estados utilizados para identificar contenidos disponibles o no disponibles.</w:t>
+      </w:r>
+    </w:p>
+    <w:p>
+      <w:pPr>
+        <w:numPr>
+          <w:ilvl w:val="0"/>
+          <w:numId w:val="17"/>
+        </w:numPr>
+        <w:jc w:val="both"/>
+        <w:rPr>
+          <w:rFonts w:ascii="Arial" w:hAnsi="Arial"/>
+          <w:sz w:val="22"/>
+        </w:rPr>
+      </w:pPr>
+      <w:r>
+        <w:rPr>
+          <w:rFonts w:ascii="Arial" w:hAnsi="Arial"/>
+          <w:sz w:val="22"/>
+        </w:rPr>
+        <w:t>Configuración relacionada con las políticas de acceso.</w:t>
+      </w:r>
+    </w:p>
+    <w:p>
+      <w:pPr>
+        <w:jc w:val="both"/>
+        <w:rPr>
+          <w:rFonts w:ascii="Arial" w:hAnsi="Arial"/>
+          <w:sz w:val="22"/>
+        </w:rPr>
+      </w:pPr>
+      <w:r>
+        <w:rPr>
+          <w:rFonts w:ascii="Arial" w:hAnsi="Arial"/>
+          <w:sz w:val="22"/>
+        </w:rPr>
+        <w:t>También existe un script independiente de carga inicial que contiene los registros necesarios para disponer del curso de JavaScript, sus unidades, las lecciones disponibles y las preguntas con sus opciones, soluciones y explicaciones.</w:t>
+      </w:r>
+    </w:p>
+    <w:p>
+      <w:pPr>
+        <w:jc w:val="both"/>
+        <w:rPr>
+          <w:rFonts w:ascii="Arial" w:hAnsi="Arial"/>
+          <w:sz w:val="22"/>
+        </w:rPr>
+      </w:pPr>
+      <w:r>
+        <w:rPr>
+          <w:rFonts w:ascii="Arial" w:hAnsi="Arial"/>
+          <w:sz w:val="22"/>
+        </w:rPr>
+        <w:t>Separar la creación de la estructura de la carga de datos permite reconstruir la base de datos y posteriormente volver a cargar los contenidos iniciales cuando sea necesario.</w:t>
+      </w:r>
+    </w:p>
+    <w:p>
+      <w:pPr>
+        <w:jc w:val="both"/>
+        <w:rPr>
+          <w:rFonts w:ascii="Arial" w:hAnsi="Arial"/>
+          <w:sz w:val="22"/>
+        </w:rPr>
+      </w:pPr>
+      <w:r>
+        <w:rPr>
+          <w:rFonts w:ascii="Arial" w:hAnsi="Arial"/>
+          <w:sz w:val="22"/>
+        </w:rPr>
+        <w:t xml:space="preserve">Los scripts se encuentran en </w:t>
+      </w:r>
+      <w:proofErr w:type="spellStart"/>
+      <w:r>
+        <w:rPr>
+          <w:rFonts w:ascii="Arial" w:hAnsi="Arial"/>
+          <w:sz w:val="22"/>
+          <w:highlight w:val="darkGray"/>
+        </w:rPr>
         <w:t>src</w:t>
       </w:r>
       <w:proofErr w:type="spellEnd"/>
@@ -2273,182 +3503,912 @@
         <w:rPr>
           <w:rFonts w:ascii="Arial" w:hAnsi="Arial"/>
           <w:sz w:val="22"/>
-        </w:rPr>
-        <w:t>/data/.</w:t>
-      </w:r>
-    </w:p>
-    <w:p>
-      <w:pPr>
-        <w:rPr>
-          <w:rFonts w:ascii="Arial" w:hAnsi="Arial"/>
-          <w:sz w:val="22"/>
-        </w:rPr>
-      </w:pPr>
-      <w:r>
-        <w:rPr>
-          <w:rFonts w:ascii="Arial" w:hAnsi="Arial"/>
-          <w:sz w:val="22"/>
-        </w:rPr>
-        <w:t>Los cursos contienen información como nombre, descripción, estado, progreso y referencia a su recurso visual. Las unidades contienen su título, descripción, estado y las lecciones que pertenecen a ellas.</w:t>
-      </w:r>
-    </w:p>
-    <w:p>
-      <w:pPr>
-        <w:rPr>
-          <w:rFonts w:ascii="Arial" w:hAnsi="Arial"/>
-          <w:sz w:val="22"/>
-        </w:rPr>
-      </w:pPr>
-      <w:r>
-        <w:rPr>
-          <w:rFonts w:ascii="Arial" w:hAnsi="Arial"/>
-          <w:sz w:val="22"/>
-        </w:rPr>
-        <w:t>Las actividades cuentan con información relacionada con su tipo, consigna, opciones cuando son necesarias y los datos utilizados para comprobar la respuesta.</w:t>
-      </w:r>
-    </w:p>
-    <w:p>
-      <w:pPr>
-        <w:rPr>
-          <w:rFonts w:ascii="Arial" w:hAnsi="Arial"/>
-          <w:sz w:val="22"/>
-        </w:rPr>
-      </w:pPr>
-      <w:r>
-        <w:rPr>
-          <w:rFonts w:ascii="Arial" w:hAnsi="Arial"/>
-          <w:sz w:val="22"/>
-        </w:rPr>
-        <w:t>Esta separación evita colocar toda la información directamente dentro de las plantillas de Vue y permite reutilizar los mismos componentes con diferentes datos.</w:t>
-      </w:r>
-    </w:p>
-    <w:p>
-      <w:pPr>
-        <w:rPr>
-          <w:rFonts w:ascii="Arial" w:hAnsi="Arial"/>
-          <w:sz w:val="22"/>
-        </w:rPr>
-      </w:pPr>
-      <w:r>
-        <w:rPr>
-          <w:rFonts w:ascii="Arial" w:hAnsi="Arial"/>
-          <w:sz w:val="22"/>
-        </w:rPr>
-        <w:t>Actualmente estos datos se utilizan de forma local, pero la aplicación cuenta con una capa de servicios que permite reemplazar posteriormente estos datos por información obtenida desde una API conectada a MySQL.</w:t>
-      </w:r>
-    </w:p>
-    <w:p>
-      <w:pPr>
-        <w:rPr>
-          <w:rFonts w:ascii="Arial" w:hAnsi="Arial"/>
-          <w:b/>
-          <w:bCs/>
-          <w:szCs w:val="28"/>
-        </w:rPr>
-      </w:pPr>
-      <w:r>
-        <w:rPr>
-          <w:rFonts w:ascii="Arial" w:hAnsi="Arial"/>
-          <w:b/>
-          <w:bCs/>
-          <w:szCs w:val="28"/>
+          <w:highlight w:val="darkGray"/>
+        </w:rPr>
+        <w:t>/scripts/</w:t>
+      </w:r>
+    </w:p>
+    <w:p>
+      <w:pPr>
+        <w:jc w:val="both"/>
+        <w:rPr>
+          <w:rFonts w:ascii="Arial" w:hAnsi="Arial"/>
+          <w:b/>
+          <w:bCs/>
+          <w:sz w:val="22"/>
+        </w:rPr>
+      </w:pPr>
+      <w:r>
+        <w:rPr>
+          <w:rFonts w:ascii="Arial" w:hAnsi="Arial"/>
+          <w:b/>
+          <w:bCs/>
+          <w:sz w:val="22"/>
+        </w:rPr>
+        <w:t>Seguridad y acceso a los datos</w:t>
+      </w:r>
+    </w:p>
+    <w:p>
+      <w:pPr>
+        <w:jc w:val="both"/>
+        <w:rPr>
+          <w:rFonts w:ascii="Arial" w:hAnsi="Arial"/>
+          <w:sz w:val="22"/>
+        </w:rPr>
+      </w:pPr>
+      <w:r>
+        <w:rPr>
+          <w:rFonts w:ascii="Arial" w:hAnsi="Arial"/>
+          <w:sz w:val="22"/>
+        </w:rPr>
+        <w:t>La base de datos utiliza Row Level Security (RLS) para controlar qué operaciones pueden realizar los distintos usuarios.</w:t>
+      </w:r>
+    </w:p>
+    <w:p>
+      <w:pPr>
+        <w:jc w:val="both"/>
+        <w:rPr>
+          <w:rFonts w:ascii="Arial" w:hAnsi="Arial"/>
+          <w:sz w:val="22"/>
+        </w:rPr>
+      </w:pPr>
+      <w:r>
+        <w:rPr>
+          <w:rFonts w:ascii="Arial" w:hAnsi="Arial"/>
+          <w:sz w:val="22"/>
+        </w:rPr>
+        <w:t>Los contenidos publicados pueden ser consultados desde la aplicación, mientras que los visitantes no tienen permisos para crear, modificar o eliminar contenidos.</w:t>
+      </w:r>
+    </w:p>
+    <w:p>
+      <w:pPr>
+        <w:jc w:val="both"/>
+        <w:rPr>
+          <w:rFonts w:ascii="Arial" w:hAnsi="Arial"/>
+          <w:sz w:val="22"/>
+        </w:rPr>
+      </w:pPr>
+      <w:r>
+        <w:rPr>
+          <w:rFonts w:ascii="Arial" w:hAnsi="Arial"/>
+          <w:sz w:val="22"/>
+        </w:rPr>
+        <w:t xml:space="preserve">Las operaciones administrativas sobre los contenidos se realizan directamente desde las herramientas administrativas de </w:t>
+      </w:r>
+      <w:proofErr w:type="spellStart"/>
+      <w:r>
+        <w:rPr>
+          <w:rFonts w:ascii="Arial" w:hAnsi="Arial"/>
+          <w:sz w:val="22"/>
+        </w:rPr>
+        <w:t>Supabase</w:t>
+      </w:r>
+      <w:proofErr w:type="spellEnd"/>
+      <w:r>
+        <w:rPr>
+          <w:rFonts w:ascii="Arial" w:hAnsi="Arial"/>
+          <w:sz w:val="22"/>
+        </w:rPr>
+        <w:t>.</w:t>
+      </w:r>
+    </w:p>
+    <w:p>
+      <w:pPr>
+        <w:jc w:val="both"/>
+        <w:rPr>
+          <w:rFonts w:ascii="Arial" w:hAnsi="Arial"/>
+          <w:sz w:val="22"/>
+        </w:rPr>
+      </w:pPr>
+      <w:r>
+        <w:rPr>
+          <w:rFonts w:ascii="Arial" w:hAnsi="Arial"/>
+          <w:sz w:val="22"/>
+        </w:rPr>
+        <w:t>Las soluciones de las preguntas no se encuentran disponibles mediante una consulta pública directa. La aplicación no descarga previamente todas las respuestas correctas para realizar la corrección en el cliente.</w:t>
+      </w:r>
+    </w:p>
+    <w:p>
+      <w:pPr>
+        <w:jc w:val="both"/>
+        <w:rPr>
+          <w:rFonts w:ascii="Arial" w:hAnsi="Arial"/>
+          <w:sz w:val="22"/>
+        </w:rPr>
+      </w:pPr>
+      <w:r>
+        <w:rPr>
+          <w:rFonts w:ascii="Arial" w:hAnsi="Arial"/>
+          <w:sz w:val="22"/>
+        </w:rPr>
+        <w:t>La configuración de seguridad permite separar los contenidos que pueden ser consultados por la aplicación de la información utilizada internamente para comprobar las respuestas.</w:t>
+      </w:r>
+    </w:p>
+    <w:p>
+      <w:pPr>
+        <w:jc w:val="both"/>
+        <w:rPr>
+          <w:rFonts w:ascii="Arial" w:hAnsi="Arial"/>
+          <w:b/>
+          <w:bCs/>
+          <w:sz w:val="22"/>
+        </w:rPr>
+      </w:pPr>
+      <w:r>
+        <w:rPr>
+          <w:rFonts w:ascii="Arial" w:hAnsi="Arial"/>
+          <w:b/>
+          <w:bCs/>
+          <w:sz w:val="22"/>
+        </w:rPr>
+        <w:t xml:space="preserve">Conexión con </w:t>
+      </w:r>
+      <w:proofErr w:type="spellStart"/>
+      <w:r>
+        <w:rPr>
+          <w:rFonts w:ascii="Arial" w:hAnsi="Arial"/>
+          <w:b/>
+          <w:bCs/>
+          <w:sz w:val="22"/>
+        </w:rPr>
+        <w:t>Supabase</w:t>
+      </w:r>
+      <w:proofErr w:type="spellEnd"/>
+    </w:p>
+    <w:p>
+      <w:pPr>
+        <w:jc w:val="both"/>
+        <w:rPr>
+          <w:rFonts w:ascii="Arial" w:hAnsi="Arial"/>
+          <w:sz w:val="22"/>
+        </w:rPr>
+      </w:pPr>
+      <w:r>
+        <w:rPr>
+          <w:rFonts w:ascii="Arial" w:hAnsi="Arial"/>
+          <w:sz w:val="22"/>
+        </w:rPr>
+        <w:t xml:space="preserve">La aplicación utiliza el cliente oficial de </w:t>
+      </w:r>
+      <w:proofErr w:type="spellStart"/>
+      <w:r>
+        <w:rPr>
+          <w:rFonts w:ascii="Arial" w:hAnsi="Arial"/>
+          <w:sz w:val="22"/>
+        </w:rPr>
+        <w:t>Supabase</w:t>
+      </w:r>
+      <w:proofErr w:type="spellEnd"/>
+      <w:r>
+        <w:rPr>
+          <w:rFonts w:ascii="Arial" w:hAnsi="Arial"/>
+          <w:sz w:val="22"/>
+        </w:rPr>
+        <w:t xml:space="preserve"> para comunicarse con la base de datos.</w:t>
+      </w:r>
+    </w:p>
+    <w:p>
+      <w:pPr>
+        <w:jc w:val="both"/>
+        <w:rPr>
+          <w:rFonts w:ascii="Arial" w:hAnsi="Arial"/>
+          <w:sz w:val="22"/>
+        </w:rPr>
+      </w:pPr>
+      <w:r>
+        <w:rPr>
+          <w:rFonts w:ascii="Arial" w:hAnsi="Arial"/>
+          <w:sz w:val="22"/>
+        </w:rPr>
+        <w:t>La configuración de la conexión se encuentra centralizada en un único archivo, evitando que cada vista o componente tenga que configurar individualmente la conexión.</w:t>
+      </w:r>
+    </w:p>
+    <w:p>
+      <w:pPr>
+        <w:jc w:val="both"/>
+        <w:rPr>
+          <w:rFonts w:ascii="Arial" w:hAnsi="Arial"/>
+          <w:sz w:val="22"/>
+        </w:rPr>
+      </w:pPr>
+      <w:r>
+        <w:rPr>
+          <w:rFonts w:ascii="Arial" w:hAnsi="Arial"/>
+          <w:sz w:val="22"/>
+        </w:rPr>
+        <w:lastRenderedPageBreak/>
+        <w:t>Las credenciales utilizadas por el cliente se obtienen mediante variables de entorno. Se utiliza la URL del proyecto y la clave pública destinada al cliente.</w:t>
+      </w:r>
+    </w:p>
+    <w:p>
+      <w:pPr>
+        <w:jc w:val="both"/>
+        <w:rPr>
+          <w:rFonts w:ascii="Arial" w:hAnsi="Arial"/>
+          <w:sz w:val="22"/>
+        </w:rPr>
+      </w:pPr>
+      <w:r>
+        <w:rPr>
+          <w:rFonts w:ascii="Arial" w:hAnsi="Arial"/>
+          <w:sz w:val="22"/>
+        </w:rPr>
+        <w:t>También se incluye un archivo de ejemplo de variables de entorno que indica qué valores necesita configurar una instalación del proyecto, sin incluir credenciales privadas.</w:t>
+      </w:r>
+    </w:p>
+    <w:p>
+      <w:pPr>
+        <w:jc w:val="both"/>
+        <w:rPr>
+          <w:rFonts w:ascii="Arial" w:hAnsi="Arial"/>
+          <w:b/>
+          <w:bCs/>
+          <w:sz w:val="22"/>
+        </w:rPr>
+      </w:pPr>
+      <w:r>
+        <w:rPr>
+          <w:rFonts w:ascii="Arial" w:hAnsi="Arial"/>
+          <w:b/>
+          <w:bCs/>
+          <w:sz w:val="22"/>
+        </w:rPr>
+        <w:t>Acceso a los contenidos</w:t>
+      </w:r>
+    </w:p>
+    <w:p>
+      <w:pPr>
+        <w:jc w:val="both"/>
+        <w:rPr>
+          <w:rFonts w:ascii="Arial" w:hAnsi="Arial"/>
+          <w:sz w:val="22"/>
+        </w:rPr>
+      </w:pPr>
+      <w:r>
+        <w:rPr>
+          <w:rFonts w:ascii="Arial" w:hAnsi="Arial"/>
+          <w:sz w:val="22"/>
+        </w:rPr>
+        <w:t>Las operaciones relacionadas con la base de datos se organizan mediante servicios encargados de consultar la información necesaria.</w:t>
+      </w:r>
+    </w:p>
+    <w:p>
+      <w:pPr>
+        <w:jc w:val="both"/>
+        <w:rPr>
+          <w:rFonts w:ascii="Arial" w:hAnsi="Arial"/>
+          <w:sz w:val="22"/>
+        </w:rPr>
+      </w:pPr>
+      <w:r>
+        <w:rPr>
+          <w:rFonts w:ascii="Arial" w:hAnsi="Arial"/>
+          <w:sz w:val="22"/>
+        </w:rPr>
+        <w:t>La aplicación puede realizar consultas para obtener:</w:t>
+      </w:r>
+    </w:p>
+    <w:p>
+      <w:pPr>
+        <w:numPr>
+          <w:ilvl w:val="0"/>
+          <w:numId w:val="18"/>
+        </w:numPr>
+        <w:jc w:val="both"/>
+        <w:rPr>
+          <w:rFonts w:ascii="Arial" w:hAnsi="Arial"/>
+          <w:sz w:val="22"/>
+        </w:rPr>
+      </w:pPr>
+      <w:r>
+        <w:rPr>
+          <w:rFonts w:ascii="Arial" w:hAnsi="Arial"/>
+          <w:sz w:val="22"/>
+        </w:rPr>
+        <w:t>Cursos disponibles.</w:t>
+      </w:r>
+    </w:p>
+    <w:p>
+      <w:pPr>
+        <w:numPr>
+          <w:ilvl w:val="0"/>
+          <w:numId w:val="18"/>
+        </w:numPr>
+        <w:jc w:val="both"/>
+        <w:rPr>
+          <w:rFonts w:ascii="Arial" w:hAnsi="Arial"/>
+          <w:sz w:val="22"/>
+        </w:rPr>
+      </w:pPr>
+      <w:r>
+        <w:rPr>
+          <w:rFonts w:ascii="Arial" w:hAnsi="Arial"/>
+          <w:sz w:val="22"/>
+        </w:rPr>
+        <w:t>Unidades pertenecientes a un curso.</w:t>
+      </w:r>
+    </w:p>
+    <w:p>
+      <w:pPr>
+        <w:numPr>
+          <w:ilvl w:val="0"/>
+          <w:numId w:val="18"/>
+        </w:numPr>
+        <w:jc w:val="both"/>
+        <w:rPr>
+          <w:rFonts w:ascii="Arial" w:hAnsi="Arial"/>
+          <w:sz w:val="22"/>
+        </w:rPr>
+      </w:pPr>
+      <w:r>
+        <w:rPr>
+          <w:rFonts w:ascii="Arial" w:hAnsi="Arial"/>
+          <w:sz w:val="22"/>
+        </w:rPr>
+        <w:t>Lecciones pertenecientes a una unidad.</w:t>
+      </w:r>
+    </w:p>
+    <w:p>
+      <w:pPr>
+        <w:numPr>
+          <w:ilvl w:val="0"/>
+          <w:numId w:val="18"/>
+        </w:numPr>
+        <w:jc w:val="both"/>
+        <w:rPr>
+          <w:rFonts w:ascii="Arial" w:hAnsi="Arial"/>
+          <w:sz w:val="22"/>
+        </w:rPr>
+      </w:pPr>
+      <w:r>
+        <w:rPr>
+          <w:rFonts w:ascii="Arial" w:hAnsi="Arial"/>
+          <w:sz w:val="22"/>
+        </w:rPr>
+        <w:t>Preguntas pertenecientes a una lección.</w:t>
+      </w:r>
+    </w:p>
+    <w:p>
+      <w:pPr>
+        <w:numPr>
+          <w:ilvl w:val="0"/>
+          <w:numId w:val="18"/>
+        </w:numPr>
+        <w:jc w:val="both"/>
+        <w:rPr>
+          <w:rFonts w:ascii="Arial" w:hAnsi="Arial"/>
+          <w:sz w:val="22"/>
+        </w:rPr>
+      </w:pPr>
+      <w:r>
+        <w:rPr>
+          <w:rFonts w:ascii="Arial" w:hAnsi="Arial"/>
+          <w:sz w:val="22"/>
+        </w:rPr>
+        <w:t>Opciones correspondientes a una pregunta.</w:t>
+      </w:r>
+    </w:p>
+    <w:p>
+      <w:pPr>
+        <w:jc w:val="both"/>
+        <w:rPr>
+          <w:rFonts w:ascii="Arial" w:hAnsi="Arial"/>
+          <w:sz w:val="22"/>
+        </w:rPr>
+      </w:pPr>
+      <w:r>
+        <w:rPr>
+          <w:rFonts w:ascii="Arial" w:hAnsi="Arial"/>
+          <w:sz w:val="22"/>
+        </w:rPr>
+        <w:t>Las relaciones de la base de datos se utilizan para limitar cada consulta al contenido correspondiente.</w:t>
+      </w:r>
+    </w:p>
+    <w:p>
+      <w:pPr>
+        <w:jc w:val="both"/>
+        <w:rPr>
+          <w:rFonts w:ascii="Arial" w:hAnsi="Arial"/>
+          <w:sz w:val="22"/>
+        </w:rPr>
+      </w:pPr>
+      <w:r>
+        <w:rPr>
+          <w:rFonts w:ascii="Arial" w:hAnsi="Arial"/>
+          <w:sz w:val="22"/>
+        </w:rPr>
+        <w:t>Por ejemplo, cuando el usuario selecciona un curso, se consultan únicamente las unidades relacionadas con el identificador de ese curso. Al seleccionar una unidad, se obtienen solamente sus lecciones y, al ingresar a una lección, se consultan únicamente sus preguntas y opciones.</w:t>
+      </w:r>
+    </w:p>
+    <w:p>
+      <w:pPr>
+        <w:jc w:val="both"/>
+        <w:rPr>
+          <w:rFonts w:ascii="Arial" w:hAnsi="Arial"/>
+          <w:sz w:val="22"/>
+        </w:rPr>
+      </w:pPr>
+      <w:r>
+        <w:rPr>
+          <w:rFonts w:ascii="Arial" w:hAnsi="Arial"/>
+          <w:sz w:val="22"/>
+        </w:rPr>
+        <w:t xml:space="preserve">Los componentes visuales reciben estos datos como información externa y no contienen configuraciones independientes de conexión a </w:t>
+      </w:r>
+      <w:proofErr w:type="spellStart"/>
+      <w:r>
+        <w:rPr>
+          <w:rFonts w:ascii="Arial" w:hAnsi="Arial"/>
+          <w:sz w:val="22"/>
+        </w:rPr>
+        <w:t>Supabase</w:t>
+      </w:r>
+      <w:proofErr w:type="spellEnd"/>
+      <w:r>
+        <w:rPr>
+          <w:rFonts w:ascii="Arial" w:hAnsi="Arial"/>
+          <w:sz w:val="22"/>
+        </w:rPr>
+        <w:t>. Esto permite separar la presentación de la información de las operaciones relacionadas con la base de datos.</w:t>
+      </w:r>
+    </w:p>
+    <w:p>
+      <w:pPr>
+        <w:jc w:val="both"/>
+        <w:rPr>
+          <w:rFonts w:ascii="Arial" w:hAnsi="Arial"/>
+          <w:b/>
+          <w:bCs/>
+          <w:sz w:val="22"/>
+        </w:rPr>
+      </w:pPr>
+      <w:r>
+        <w:rPr>
+          <w:rFonts w:ascii="Arial" w:hAnsi="Arial"/>
+          <w:b/>
+          <w:bCs/>
+          <w:sz w:val="22"/>
+        </w:rPr>
+        <w:t>Comprobación de respuestas</w:t>
+      </w:r>
+    </w:p>
+    <w:p>
+      <w:pPr>
+        <w:jc w:val="both"/>
+        <w:rPr>
+          <w:rFonts w:ascii="Arial" w:hAnsi="Arial"/>
+          <w:sz w:val="22"/>
+        </w:rPr>
+      </w:pPr>
+      <w:r>
+        <w:rPr>
+          <w:rFonts w:ascii="Arial" w:hAnsi="Arial"/>
+          <w:sz w:val="22"/>
+        </w:rPr>
+        <w:t>La comprobación de las respuestas se realiza mediante una función del servidor.</w:t>
+      </w:r>
+    </w:p>
+    <w:p>
+      <w:pPr>
+        <w:jc w:val="both"/>
+        <w:rPr>
+          <w:rFonts w:ascii="Arial" w:hAnsi="Arial"/>
+          <w:sz w:val="22"/>
+        </w:rPr>
+      </w:pPr>
+      <w:r>
+        <w:rPr>
+          <w:rFonts w:ascii="Arial" w:hAnsi="Arial"/>
+          <w:sz w:val="22"/>
+        </w:rPr>
+        <w:t>La función recibe el identificador de una pregunta y el identificador de la opción seleccionada por el usuario. Antes de realizar la comprobación, verifica que la pregunta exista y que se encuentre disponible.</w:t>
+      </w:r>
+    </w:p>
+    <w:p>
+      <w:pPr>
+        <w:jc w:val="both"/>
+        <w:rPr>
+          <w:rFonts w:ascii="Arial" w:hAnsi="Arial"/>
+          <w:sz w:val="22"/>
+        </w:rPr>
+      </w:pPr>
+      <w:r>
+        <w:rPr>
+          <w:rFonts w:ascii="Arial" w:hAnsi="Arial"/>
+          <w:sz w:val="22"/>
+        </w:rPr>
+        <w:t>Luego comprueba que la opción seleccionada pertenezca realmente a la pregunta indicada y compara la selección con la solución almacenada.</w:t>
+      </w:r>
+    </w:p>
+    <w:p>
+      <w:pPr>
+        <w:jc w:val="both"/>
+        <w:rPr>
+          <w:rFonts w:ascii="Arial" w:hAnsi="Arial"/>
+          <w:sz w:val="22"/>
+        </w:rPr>
+      </w:pPr>
+      <w:r>
+        <w:rPr>
+          <w:rFonts w:ascii="Arial" w:hAnsi="Arial"/>
+          <w:sz w:val="22"/>
+        </w:rPr>
+        <w:t>Como resultado, la función devuelve si la respuesta es correcta y, cuando corresponde, la explicación asociada.</w:t>
+      </w:r>
+    </w:p>
+    <w:p>
+      <w:pPr>
+        <w:jc w:val="both"/>
+        <w:rPr>
+          <w:rFonts w:ascii="Arial" w:hAnsi="Arial"/>
+          <w:sz w:val="22"/>
+        </w:rPr>
+      </w:pPr>
+      <w:r>
+        <w:rPr>
+          <w:rFonts w:ascii="Arial" w:hAnsi="Arial"/>
+          <w:sz w:val="22"/>
+        </w:rPr>
+        <w:t>Este mecanismo evita que la aplicación tenga que descargar previamente todas las soluciones para realizar las correcciones.</w:t>
+      </w:r>
+    </w:p>
+    <w:p>
+      <w:pPr>
+        <w:jc w:val="both"/>
+        <w:rPr>
+          <w:rFonts w:ascii="Arial" w:hAnsi="Arial"/>
+          <w:sz w:val="22"/>
+        </w:rPr>
+      </w:pPr>
+      <w:r>
+        <w:rPr>
+          <w:rFonts w:ascii="Arial" w:hAnsi="Arial"/>
+          <w:sz w:val="22"/>
+        </w:rPr>
+        <w:lastRenderedPageBreak/>
+        <w:t>La función se utiliza para el modo de práctica. La validación de partidas y los puntajes oficiales correspondientes a competencias se gestionarán mediante los mecanismos definidos para esas funcionalidades.</w:t>
+      </w:r>
+    </w:p>
+    <w:p>
+      <w:pPr>
+        <w:jc w:val="both"/>
+        <w:rPr>
+          <w:rFonts w:ascii="Arial" w:hAnsi="Arial"/>
+          <w:b/>
+          <w:bCs/>
+          <w:sz w:val="22"/>
+        </w:rPr>
+      </w:pPr>
+      <w:r>
+        <w:rPr>
+          <w:rFonts w:ascii="Arial" w:hAnsi="Arial"/>
+          <w:b/>
+          <w:bCs/>
+          <w:sz w:val="22"/>
+        </w:rPr>
+        <w:t>Manejo de errores y estados de carga</w:t>
+      </w:r>
+    </w:p>
+    <w:p>
+      <w:pPr>
+        <w:jc w:val="both"/>
+        <w:rPr>
+          <w:rFonts w:ascii="Arial" w:hAnsi="Arial"/>
+          <w:sz w:val="22"/>
+        </w:rPr>
+      </w:pPr>
+      <w:r>
+        <w:rPr>
+          <w:rFonts w:ascii="Arial" w:hAnsi="Arial"/>
+          <w:sz w:val="22"/>
+        </w:rPr>
+        <w:t xml:space="preserve">La aplicación contempla diferentes estados durante la consulta de información desde </w:t>
+      </w:r>
+      <w:proofErr w:type="spellStart"/>
+      <w:r>
+        <w:rPr>
+          <w:rFonts w:ascii="Arial" w:hAnsi="Arial"/>
+          <w:sz w:val="22"/>
+        </w:rPr>
+        <w:t>Supabase</w:t>
+      </w:r>
+      <w:proofErr w:type="spellEnd"/>
+      <w:r>
+        <w:rPr>
+          <w:rFonts w:ascii="Arial" w:hAnsi="Arial"/>
+          <w:sz w:val="22"/>
+        </w:rPr>
+        <w:t>.</w:t>
+      </w:r>
+    </w:p>
+    <w:p>
+      <w:pPr>
+        <w:jc w:val="both"/>
+        <w:rPr>
+          <w:rFonts w:ascii="Arial" w:hAnsi="Arial"/>
+          <w:sz w:val="22"/>
+        </w:rPr>
+      </w:pPr>
+      <w:r>
+        <w:rPr>
+          <w:rFonts w:ascii="Arial" w:hAnsi="Arial"/>
+          <w:sz w:val="22"/>
+        </w:rPr>
+        <w:t>Mientras se obtiene información se muestra un estado de carga para indicar que los contenidos todavía no están disponibles.</w:t>
+      </w:r>
+    </w:p>
+    <w:p>
+      <w:pPr>
+        <w:jc w:val="both"/>
+        <w:rPr>
+          <w:rFonts w:ascii="Arial" w:hAnsi="Arial"/>
+          <w:sz w:val="22"/>
+        </w:rPr>
+      </w:pPr>
+      <w:r>
+        <w:rPr>
+          <w:rFonts w:ascii="Arial" w:hAnsi="Arial"/>
+          <w:sz w:val="22"/>
+        </w:rPr>
+        <w:t>Si una consulta falla, se muestra un mensaje informando que no fue posible obtener la información y se ofrece la posibilidad de volver a intentarlo.</w:t>
+      </w:r>
+    </w:p>
+    <w:p>
+      <w:pPr>
+        <w:jc w:val="both"/>
+        <w:rPr>
+          <w:rFonts w:ascii="Arial" w:hAnsi="Arial"/>
+          <w:sz w:val="22"/>
+        </w:rPr>
+      </w:pPr>
+      <w:r>
+        <w:rPr>
+          <w:rFonts w:ascii="Arial" w:hAnsi="Arial"/>
+          <w:sz w:val="22"/>
+        </w:rPr>
+        <w:t>También se contemplan situaciones en las que:</w:t>
+      </w:r>
+    </w:p>
+    <w:p>
+      <w:pPr>
+        <w:numPr>
+          <w:ilvl w:val="0"/>
+          <w:numId w:val="19"/>
+        </w:numPr>
+        <w:jc w:val="both"/>
+        <w:rPr>
+          <w:rFonts w:ascii="Arial" w:hAnsi="Arial"/>
+          <w:sz w:val="22"/>
+        </w:rPr>
+      </w:pPr>
+      <w:r>
+        <w:rPr>
+          <w:rFonts w:ascii="Arial" w:hAnsi="Arial"/>
+          <w:sz w:val="22"/>
+        </w:rPr>
+        <w:t>No existen cursos disponibles.</w:t>
+      </w:r>
+    </w:p>
+    <w:p>
+      <w:pPr>
+        <w:numPr>
+          <w:ilvl w:val="0"/>
+          <w:numId w:val="19"/>
+        </w:numPr>
+        <w:jc w:val="both"/>
+        <w:rPr>
+          <w:rFonts w:ascii="Arial" w:hAnsi="Arial"/>
+          <w:sz w:val="22"/>
+        </w:rPr>
+      </w:pPr>
+      <w:r>
+        <w:rPr>
+          <w:rFonts w:ascii="Arial" w:hAnsi="Arial"/>
+          <w:sz w:val="22"/>
+        </w:rPr>
+        <w:t>Una unidad todavía no tiene lecciones publicadas.</w:t>
+      </w:r>
+    </w:p>
+    <w:p>
+      <w:pPr>
+        <w:numPr>
+          <w:ilvl w:val="0"/>
+          <w:numId w:val="19"/>
+        </w:numPr>
+        <w:jc w:val="both"/>
+        <w:rPr>
+          <w:rFonts w:ascii="Arial" w:hAnsi="Arial"/>
+          <w:sz w:val="22"/>
+        </w:rPr>
+      </w:pPr>
+      <w:r>
+        <w:rPr>
+          <w:rFonts w:ascii="Arial" w:hAnsi="Arial"/>
+          <w:sz w:val="22"/>
+        </w:rPr>
+        <w:t>El contenido solicitado no existe.</w:t>
+      </w:r>
+    </w:p>
+    <w:p>
+      <w:pPr>
+        <w:numPr>
+          <w:ilvl w:val="0"/>
+          <w:numId w:val="19"/>
+        </w:numPr>
+        <w:jc w:val="both"/>
+        <w:rPr>
+          <w:rFonts w:ascii="Arial" w:hAnsi="Arial"/>
+          <w:sz w:val="22"/>
+        </w:rPr>
+      </w:pPr>
+      <w:r>
+        <w:rPr>
+          <w:rFonts w:ascii="Arial" w:hAnsi="Arial"/>
+          <w:sz w:val="22"/>
+        </w:rPr>
+        <w:t>Se intenta acceder mediante un identificador inexistente.</w:t>
+      </w:r>
+    </w:p>
+    <w:p>
+      <w:pPr>
+        <w:numPr>
+          <w:ilvl w:val="0"/>
+          <w:numId w:val="19"/>
+        </w:numPr>
+        <w:jc w:val="both"/>
+        <w:rPr>
+          <w:rFonts w:ascii="Arial" w:hAnsi="Arial"/>
+          <w:sz w:val="22"/>
+        </w:rPr>
+      </w:pPr>
+      <w:r>
+        <w:rPr>
+          <w:rFonts w:ascii="Arial" w:hAnsi="Arial"/>
+          <w:sz w:val="22"/>
+        </w:rPr>
+        <w:t>No es posible comprobar una respuesta debido a un problema de conexión.</w:t>
+      </w:r>
+    </w:p>
+    <w:p>
+      <w:pPr>
+        <w:jc w:val="both"/>
+        <w:rPr>
+          <w:rFonts w:ascii="Arial" w:hAnsi="Arial"/>
+          <w:sz w:val="22"/>
+        </w:rPr>
+      </w:pPr>
+      <w:r>
+        <w:rPr>
+          <w:rFonts w:ascii="Arial" w:hAnsi="Arial"/>
+          <w:sz w:val="22"/>
+        </w:rPr>
+        <w:t>En este último caso, un error de conexión no se considera una respuesta incorrecta. La aplicación diferencia entre una respuesta que fue comprobada y resultó incorrecta y una respuesta que no pudo ser comprobada debido a un problema técnico.</w:t>
+      </w:r>
+    </w:p>
+    <w:p>
+      <w:pPr>
+        <w:jc w:val="both"/>
+        <w:rPr>
+          <w:rFonts w:ascii="Arial" w:hAnsi="Arial"/>
+          <w:b/>
+          <w:bCs/>
+          <w:sz w:val="22"/>
+        </w:rPr>
+      </w:pPr>
+      <w:r>
+        <w:rPr>
+          <w:rFonts w:ascii="Arial" w:hAnsi="Arial"/>
+          <w:b/>
+          <w:bCs/>
+          <w:sz w:val="22"/>
+        </w:rPr>
+        <w:t>Recorrido de contenidos</w:t>
+      </w:r>
+    </w:p>
+    <w:p>
+      <w:pPr>
+        <w:jc w:val="both"/>
+        <w:rPr>
+          <w:rFonts w:ascii="Arial" w:hAnsi="Arial"/>
+          <w:sz w:val="22"/>
+        </w:rPr>
+      </w:pPr>
+      <w:r>
+        <w:rPr>
+          <w:rFonts w:ascii="Arial" w:hAnsi="Arial"/>
+          <w:sz w:val="22"/>
+        </w:rPr>
+        <w:t>El contenido se obtiene de forma relacionada siguiendo el recorrido de aprendizaje de la aplicación:</w:t>
+      </w:r>
+    </w:p>
+    <w:p>
+      <w:pPr>
+        <w:pBdr>
+          <w:top w:val="single" w:sz="4" w:space="1" w:color="auto"/>
+          <w:left w:val="single" w:sz="4" w:space="4" w:color="auto"/>
+          <w:bottom w:val="single" w:sz="4" w:space="1" w:color="auto"/>
+          <w:right w:val="single" w:sz="4" w:space="4" w:color="auto"/>
+        </w:pBdr>
+        <w:jc w:val="both"/>
+        <w:rPr>
+          <w:rFonts w:ascii="Arial" w:hAnsi="Arial"/>
+          <w:sz w:val="22"/>
+        </w:rPr>
+      </w:pPr>
+      <w:r>
+        <w:rPr>
+          <w:rFonts w:ascii="Arial" w:hAnsi="Arial"/>
+          <w:sz w:val="22"/>
+        </w:rPr>
+        <w:t>Curso → Unidad → Lección → Pregunta → Opción</w:t>
+      </w:r>
+    </w:p>
+    <w:p>
+      <w:pPr>
+        <w:jc w:val="both"/>
+        <w:rPr>
+          <w:rFonts w:ascii="Arial" w:hAnsi="Arial"/>
+          <w:sz w:val="22"/>
+        </w:rPr>
+      </w:pPr>
+      <w:r>
+        <w:rPr>
+          <w:rFonts w:ascii="Arial" w:hAnsi="Arial"/>
+          <w:sz w:val="22"/>
+        </w:rPr>
+        <w:t>Cuando el usuario selecciona un curso, se muestran únicamente sus unidades disponibles. Al seleccionar una unidad, se muestran solamente las lecciones relacionadas con ella.</w:t>
+      </w:r>
+    </w:p>
+    <w:p>
+      <w:pPr>
+        <w:jc w:val="both"/>
+        <w:rPr>
+          <w:rFonts w:ascii="Arial" w:hAnsi="Arial"/>
+          <w:sz w:val="22"/>
+        </w:rPr>
+      </w:pPr>
+      <w:r>
+        <w:rPr>
+          <w:rFonts w:ascii="Arial" w:hAnsi="Arial"/>
+          <w:sz w:val="22"/>
+        </w:rPr>
+        <w:t>Al ingresar a una lección, se consultan sus preguntas y las opciones correspondientes. De esta manera, cada pantalla muestra únicamente la información necesaria para el contenido seleccionado.</w:t>
+      </w:r>
+    </w:p>
+    <w:p>
+      <w:pPr>
+        <w:jc w:val="both"/>
+        <w:rPr>
+          <w:rFonts w:ascii="Arial" w:hAnsi="Arial"/>
+          <w:sz w:val="22"/>
+        </w:rPr>
+      </w:pPr>
+      <w:r>
+        <w:rPr>
+          <w:rFonts w:ascii="Arial" w:hAnsi="Arial"/>
+          <w:sz w:val="22"/>
+        </w:rPr>
+        <w:t>Este funcionamiento utiliza los identificadores y las relaciones definidas en la base de datos, evitando depender de información duplicada dentro de los componentes de la interfaz.</w:t>
+      </w:r>
+    </w:p>
+    <w:p>
+      <w:pPr>
+        <w:jc w:val="both"/>
+        <w:rPr>
+          <w:rFonts w:ascii="Arial" w:hAnsi="Arial"/>
+          <w:b/>
+          <w:bCs/>
+          <w:sz w:val="22"/>
+        </w:rPr>
+      </w:pPr>
+      <w:r>
+        <w:rPr>
+          <w:rFonts w:ascii="Arial" w:hAnsi="Arial"/>
+          <w:b/>
+          <w:bCs/>
+          <w:sz w:val="22"/>
         </w:rPr>
         <w:br w:type="page"/>
-      </w:r>
-    </w:p>
-    <w:p>
-      <w:pPr>
-        <w:jc w:val="center"/>
-        <w:rPr>
-          <w:rFonts w:ascii="Arial" w:hAnsi="Arial"/>
-          <w:b/>
-          <w:bCs/>
-          <w:szCs w:val="28"/>
-        </w:rPr>
-      </w:pPr>
-      <w:r>
-        <w:rPr>
-          <w:rFonts w:ascii="Arial" w:hAnsi="Arial"/>
-          <w:b/>
-          <w:bCs/>
-          <w:szCs w:val="28"/>
-        </w:rPr>
-        <w:lastRenderedPageBreak/>
-        <w:t>Vistas</w:t>
-      </w:r>
-      <w:r>
-        <w:rPr>
-          <w:rFonts w:ascii="Arial" w:hAnsi="Arial"/>
-          <w:b/>
-          <w:bCs/>
-          <w:szCs w:val="28"/>
-        </w:rPr>
-        <w:t xml:space="preserve"> (</w:t>
-      </w:r>
-      <w:proofErr w:type="spellStart"/>
-      <w:r>
-        <w:rPr>
-          <w:rFonts w:ascii="Arial" w:hAnsi="Arial"/>
-          <w:b/>
-          <w:bCs/>
-          <w:szCs w:val="28"/>
-        </w:rPr>
-        <w:fldChar w:fldCharType="begin"/>
-      </w:r>
-      <w:r>
-        <w:rPr>
-          <w:rFonts w:ascii="Arial" w:hAnsi="Arial"/>
-          <w:b/>
-          <w:bCs/>
-          <w:szCs w:val="28"/>
-        </w:rPr>
-        <w:instrText>HYPERLINK "https://www.figma.com/design/4WN9X3SuPGuFneQs3UVFlU/Kodigo?node-id=0-1&amp;t=DlAmQeh7k5mMFHh7-1"</w:instrText>
-      </w:r>
-      <w:r>
-        <w:rPr>
-          <w:rFonts w:ascii="Arial" w:hAnsi="Arial"/>
-          <w:b/>
-          <w:bCs/>
-          <w:szCs w:val="28"/>
-        </w:rPr>
-      </w:r>
-      <w:r>
-        <w:rPr>
-          <w:rFonts w:ascii="Arial" w:hAnsi="Arial"/>
-          <w:b/>
-          <w:bCs/>
-          <w:szCs w:val="28"/>
-        </w:rPr>
-        <w:fldChar w:fldCharType="separate"/>
-      </w:r>
-      <w:r>
-        <w:rPr>
-          <w:rStyle w:val="Hipervnculo"/>
-          <w:rFonts w:ascii="Arial" w:hAnsi="Arial"/>
-          <w:b/>
-          <w:bCs/>
-          <w:szCs w:val="28"/>
-        </w:rPr>
-        <w:t>Figma</w:t>
-      </w:r>
-      <w:proofErr w:type="spellEnd"/>
-      <w:r>
-        <w:rPr>
-          <w:rFonts w:ascii="Arial" w:hAnsi="Arial"/>
-          <w:b/>
-          <w:bCs/>
-          <w:szCs w:val="28"/>
-        </w:rPr>
-        <w:fldChar w:fldCharType="end"/>
-      </w:r>
-      <w:r>
-        <w:rPr>
-          <w:rFonts w:ascii="Arial" w:hAnsi="Arial"/>
-          <w:b/>
-          <w:bCs/>
-          <w:szCs w:val="28"/>
-        </w:rPr>
-        <w:t>)</w:t>
       </w:r>
     </w:p>
     <w:p>
@@ -2469,10 +4429,19 @@
           <w:noProof/>
           <w:szCs w:val="28"/>
         </w:rPr>
+        <w:lastRenderedPageBreak/>
         <w:drawing>
-          <wp:inline distT="0" distB="0" distL="0" distR="0" wp14:anchorId="7CCF17D0" wp14:editId="225AFF87">
-            <wp:extent cx="1947280" cy="3962400"/>
+          <wp:anchor distT="0" distB="0" distL="114300" distR="114300" simplePos="0" relativeHeight="251667456" behindDoc="0" locked="0" layoutInCell="1" allowOverlap="1" wp14:anchorId="7CCF17D0" wp14:editId="551D0894">
+            <wp:simplePos x="0" y="0"/>
+            <wp:positionH relativeFrom="column">
+              <wp:posOffset>1662545</wp:posOffset>
+            </wp:positionH>
+            <wp:positionV relativeFrom="paragraph">
+              <wp:posOffset>270163</wp:posOffset>
+            </wp:positionV>
+            <wp:extent cx="1946910" cy="3962400"/>
             <wp:effectExtent l="0" t="0" r="0" b="0"/>
+            <wp:wrapTopAndBottom/>
             <wp:docPr id="849837133" name="Imagen 6"/>
             <wp:cNvGraphicFramePr>
               <a:graphicFrameLocks xmlns:a="http://schemas.openxmlformats.org/drawingml/2006/main" noChangeAspect="1"/>
@@ -2499,7 +4468,7 @@
                   <pic:spPr>
                     <a:xfrm>
                       <a:off x="0" y="0"/>
-                      <a:ext cx="1970859" cy="4010380"/>
+                      <a:ext cx="1946910" cy="3962400"/>
                     </a:xfrm>
                     <a:prstGeom prst="rect">
                       <a:avLst/>
@@ -2508,9 +4477,123 @@
                 </pic:pic>
               </a:graphicData>
             </a:graphic>
-          </wp:inline>
+          </wp:anchor>
         </w:drawing>
       </w:r>
+      <w:r>
+        <w:rPr>
+          <w:rFonts w:ascii="Arial" w:hAnsi="Arial"/>
+          <w:b/>
+          <w:bCs/>
+          <w:szCs w:val="28"/>
+        </w:rPr>
+        <w:t>Vistas</w:t>
+      </w:r>
+      <w:r>
+        <w:rPr>
+          <w:rFonts w:ascii="Arial" w:hAnsi="Arial"/>
+          <w:b/>
+          <w:bCs/>
+          <w:szCs w:val="28"/>
+        </w:rPr>
+        <w:t xml:space="preserve"> (</w:t>
+      </w:r>
+      <w:proofErr w:type="spellStart"/>
+      <w:r>
+        <w:rPr>
+          <w:rFonts w:ascii="Arial" w:hAnsi="Arial"/>
+          <w:b/>
+          <w:bCs/>
+          <w:szCs w:val="28"/>
+        </w:rPr>
+        <w:fldChar w:fldCharType="begin"/>
+      </w:r>
+      <w:r>
+        <w:rPr>
+          <w:rFonts w:ascii="Arial" w:hAnsi="Arial"/>
+          <w:b/>
+          <w:bCs/>
+          <w:szCs w:val="28"/>
+        </w:rPr>
+        <w:instrText>HYPERLINK "https://www.figma.com/design/4WN9X3SuPGuFneQs3UVFlU/Kodigo?node-id=0-1&amp;t=DlAmQeh7k5mMFHh7-1"</w:instrText>
+      </w:r>
+      <w:r>
+        <w:rPr>
+          <w:rFonts w:ascii="Arial" w:hAnsi="Arial"/>
+          <w:b/>
+          <w:bCs/>
+          <w:szCs w:val="28"/>
+        </w:rPr>
+      </w:r>
+      <w:r>
+        <w:rPr>
+          <w:rFonts w:ascii="Arial" w:hAnsi="Arial"/>
+          <w:b/>
+          <w:bCs/>
+          <w:szCs w:val="28"/>
+        </w:rPr>
+        <w:fldChar w:fldCharType="separate"/>
+      </w:r>
+      <w:r>
+        <w:rPr>
+          <w:rStyle w:val="Hipervnculo"/>
+          <w:rFonts w:ascii="Arial" w:hAnsi="Arial"/>
+          <w:b/>
+          <w:bCs/>
+          <w:szCs w:val="28"/>
+        </w:rPr>
+        <w:t>Fig</w:t>
+      </w:r>
+      <w:r>
+        <w:rPr>
+          <w:rStyle w:val="Hipervnculo"/>
+          <w:rFonts w:ascii="Arial" w:hAnsi="Arial"/>
+          <w:b/>
+          <w:bCs/>
+          <w:szCs w:val="28"/>
+        </w:rPr>
+        <w:t>m</w:t>
+      </w:r>
+      <w:r>
+        <w:rPr>
+          <w:rStyle w:val="Hipervnculo"/>
+          <w:rFonts w:ascii="Arial" w:hAnsi="Arial"/>
+          <w:b/>
+          <w:bCs/>
+          <w:szCs w:val="28"/>
+        </w:rPr>
+        <w:t>a</w:t>
+      </w:r>
+      <w:proofErr w:type="spellEnd"/>
+      <w:r>
+        <w:rPr>
+          <w:rFonts w:ascii="Arial" w:hAnsi="Arial"/>
+          <w:b/>
+          <w:bCs/>
+          <w:szCs w:val="28"/>
+        </w:rPr>
+        <w:fldChar w:fldCharType="end"/>
+      </w:r>
+      <w:r>
+        <w:rPr>
+          <w:rFonts w:ascii="Arial" w:hAnsi="Arial"/>
+          <w:b/>
+          <w:bCs/>
+          <w:szCs w:val="28"/>
+        </w:rPr>
+        <w:t>)</w:t>
+      </w:r>
+    </w:p>
+    <w:p>
+      <w:pPr>
+        <w:jc w:val="center"/>
+        <w:rPr>
+          <w:rFonts w:ascii="Arial" w:hAnsi="Arial"/>
+          <w:b/>
+          <w:bCs/>
+          <w:szCs w:val="28"/>
+        </w:rPr>
+      </w:pPr>
     </w:p>
     <w:p>
       <w:pPr>
@@ -3190,7 +5273,7 @@
     </w:p>
     <w:p>
       <w:pPr>
-        <w:jc w:val="center"/>
+        <w:jc w:val="both"/>
         <w:rPr>
           <w:rFonts w:ascii="Arial" w:hAnsi="Arial"/>
           <w:b/>
@@ -3370,6 +5453,7 @@
     </w:p>
     <w:p>
       <w:pPr>
+        <w:jc w:val="both"/>
         <w:rPr>
           <w:rFonts w:ascii="Arial" w:hAnsi="Arial"/>
           <w:b/>
@@ -3618,14 +5702,7 @@
           <w:rFonts w:ascii="Arial" w:hAnsi="Arial"/>
           <w:sz w:val="22"/>
         </w:rPr>
-        <w:t xml:space="preserve">          </w:t>
-      </w:r>
-      <w:r>
-        <w:rPr>
-          <w:rFonts w:ascii="Arial" w:hAnsi="Arial"/>
-          <w:sz w:val="22"/>
-        </w:rPr>
-        <w:t>#000000</w:t>
+        <w:t xml:space="preserve">          #000000</w:t>
       </w:r>
     </w:p>
     <w:p>
@@ -3740,14 +5817,7 @@
           <w:rFonts w:ascii="Arial" w:hAnsi="Arial"/>
           <w:sz w:val="22"/>
         </w:rPr>
-        <w:t xml:space="preserve">          </w:t>
-      </w:r>
-      <w:r>
-        <w:rPr>
-          <w:rFonts w:ascii="Arial" w:hAnsi="Arial"/>
-          <w:sz w:val="22"/>
-        </w:rPr>
-        <w:t>#3E065F</w:t>
+        <w:t xml:space="preserve">          #3E065F</w:t>
       </w:r>
     </w:p>
     <w:p>
@@ -3852,14 +5922,7 @@
           <w:rFonts w:ascii="Arial" w:hAnsi="Arial"/>
           <w:sz w:val="22"/>
         </w:rPr>
-        <w:t xml:space="preserve">          </w:t>
-      </w:r>
-      <w:r>
-        <w:rPr>
-          <w:rFonts w:ascii="Arial" w:hAnsi="Arial"/>
-          <w:sz w:val="22"/>
-        </w:rPr>
-        <w:t>#700B97</w:t>
+        <w:t xml:space="preserve">          #700B97</w:t>
       </w:r>
     </w:p>
     <w:p>
@@ -3964,14 +6027,7 @@
           <w:rFonts w:ascii="Arial" w:hAnsi="Arial"/>
           <w:sz w:val="22"/>
         </w:rPr>
-        <w:t xml:space="preserve">          </w:t>
-      </w:r>
-      <w:r>
-        <w:rPr>
-          <w:rFonts w:ascii="Arial" w:hAnsi="Arial"/>
-          <w:sz w:val="22"/>
-        </w:rPr>
-        <w:t>#8E05C2</w:t>
+        <w:t xml:space="preserve">          #8E05C2</w:t>
       </w:r>
     </w:p>
     <w:p>
@@ -4503,15 +6559,7 @@
           <w:sz w:val="22"/>
           <w:szCs w:val="22"/>
         </w:rPr>
-        <w:t xml:space="preserve">. </w:t>
-      </w:r>
-      <w:r>
-        <w:rPr>
-          <w:rFonts w:ascii="Arial" w:hAnsi="Arial"/>
-          <w:sz w:val="22"/>
-          <w:szCs w:val="22"/>
-        </w:rPr>
-        <w:t>Se cuenta con diferentes expresiones para acompañar distintos momentos de la experiencia, como explicaciones, mensajes o resultados.</w:t>
+        <w:t>. Se cuenta con diferentes expresiones para acompañar distintos momentos de la experiencia, como explicaciones, mensajes o resultados.</w:t>
       </w:r>
     </w:p>
     <w:p>
@@ -5350,6 +7398,155 @@
 <file path=word/numbering.xml><?xml version="1.0" encoding="utf-8"?>
 <w:numbering xmlns:wpc="http://schemas.microsoft.com/office/word/2010/wordprocessingCanvas" xmlns:cx="http://schemas.microsoft.com/office/drawing/2014/chartex" xmlns:cx1="http://schemas.microsoft.com/office/drawing/2015/9/8/chartex" xmlns:cx2="http://schemas.microsoft.com/office/drawing/2015/10/21/chartex" xmlns:cx3="http://schemas.microsoft.com/office/drawing/2016/5/9/chartex" xmlns:cx4="http://schemas.microsoft.com/office/drawing/2016/5/10/chartex" xmlns:cx5="http://schemas.microsoft.com/office/drawing/2016/5/11/chartex" xmlns:cx6="http://schemas.microsoft.com/office/drawing/2016/5/12/chartex" xmlns:cx7="http://schemas.microsoft.com/office/drawing/2016/5/13/chartex" xmlns:cx8="http://schemas.microsoft.com/office/drawing/2016/5/14/chartex" xmlns:mc="http://schemas.openxmlformats.org/markup-compatibility/2006" xmlns:aink="http://schemas.microsoft.com/office/drawing/2016/ink" xmlns:am3d="http://schemas.microsoft.com/office/drawing/2017/model3d" xmlns:o="urn:schemas-microsoft-com:office:office" xmlns:oel="http://schemas.microsoft.com/office/2019/extlst" xmlns:r="http://schemas.openxmlformats.org/officeDocument/2006/relationships" xmlns:m="http://schemas.openxmlformats.org/officeDocument/2006/math" xmlns:v="urn:schemas-microsoft-com:vml" xmlns:wp14="http://schemas.microsoft.com/office/word/2010/wordprocessingDrawing" xmlns:wp="http://schemas.openxmlformats.org/drawingml/2006/wordprocessingDrawing" xmlns:w10="urn:schemas-microsoft-com:office:word" xmlns:w="http://schemas.openxmlformats.org/wordprocessingml/2006/main" xmlns:w14="http://schemas.microsoft.com/office/word/2010/wordml" xmlns:w15="http://schemas.microsoft.com/office/word/2012/wordml" xmlns:w16cex="http://schemas.microsoft.com/office/word/2018/wordml/cex" xmlns:w16cid="http://schemas.microsoft.com/office/word/2016/wordml/cid" xmlns:w16="http://schemas.microsoft.com/office/word/2018/wordml" xmlns:w16du="http://schemas.microsoft.com/office/word/2023/wordml/word16du" xmlns:w16sdtdh="http://schemas.microsoft.com/office/word/2020/wordml/sdtdatahash" xmlns:w16sdtfl="http://schemas.microsoft.com/office/word/2024/wordml/sdtformatlock" xmlns:w16se="http://schemas.microsoft.com/office/word/2015/wordml/symex" xmlns:wpg="http://schemas.microsoft.com/office/word/2010/wordprocessingGroup" xmlns:wpi="http://schemas.microsoft.com/office/word/2010/wordprocessingInk" xmlns:wne="http://schemas.microsoft.com/office/word/2006/wordml" xmlns:wps="http://schemas.microsoft.com/office/word/2010/wordprocessingShape" mc:Ignorable="w14 w15 w16se w16cid w16 w16cex w16sdtdh w16sdtfl w16du wp14">
   <w:abstractNum w:abstractNumId="0" w15:restartNumberingAfterBreak="0">
+    <w:nsid w:val="0921740C"/>
+    <w:multiLevelType w:val="multilevel"/>
+    <w:tmpl w:val="9350FDAA"/>
+    <w:lvl w:ilvl="0">
+      <w:start w:val="1"/>
+      <w:numFmt w:val="bullet"/>
+      <w:lvlText w:val=""/>
+      <w:lvlJc w:val="left"/>
+      <w:pPr>
+        <w:tabs>
+          <w:tab w:val="num" w:pos="720"/>
+        </w:tabs>
+        <w:ind w:left="720" w:hanging="360"/>
+      </w:pPr>
+      <w:rPr>
+        <w:rFonts w:ascii="Symbol" w:hAnsi="Symbol" w:hint="default"/>
+        <w:sz w:val="20"/>
+      </w:rPr>
+    </w:lvl>
+    <w:lvl w:ilvl="1" w:tentative="1">
+      <w:start w:val="1"/>
+      <w:numFmt w:val="bullet"/>
+      <w:lvlText w:val="o"/>
+      <w:lvlJc w:val="left"/>
+      <w:pPr>
+        <w:tabs>
+          <w:tab w:val="num" w:pos="1440"/>
+        </w:tabs>
+        <w:ind w:left="1440" w:hanging="360"/>
+      </w:pPr>
+      <w:rPr>
+        <w:rFonts w:ascii="Courier New" w:hAnsi="Courier New" w:hint="default"/>
+        <w:sz w:val="20"/>
+      </w:rPr>
+    </w:lvl>
+    <w:lvl w:ilvl="2" w:tentative="1">
+      <w:start w:val="1"/>
+      <w:numFmt w:val="bullet"/>
+      <w:lvlText w:val=""/>
+      <w:lvlJc w:val="left"/>
+      <w:pPr>
+        <w:tabs>
+          <w:tab w:val="num" w:pos="2160"/>
+        </w:tabs>
+        <w:ind w:left="2160" w:hanging="360"/>
+      </w:pPr>
+      <w:rPr>
+        <w:rFonts w:ascii="Wingdings" w:hAnsi="Wingdings" w:hint="default"/>
+        <w:sz w:val="20"/>
+      </w:rPr>
+    </w:lvl>
+    <w:lvl w:ilvl="3" w:tentative="1">
+      <w:start w:val="1"/>
+      <w:numFmt w:val="bullet"/>
+      <w:lvlText w:val=""/>
+      <w:lvlJc w:val="left"/>
+      <w:pPr>
+        <w:tabs>
+          <w:tab w:val="num" w:pos="2880"/>
+        </w:tabs>
+        <w:ind w:left="2880" w:hanging="360"/>
+      </w:pPr>
+      <w:rPr>
+        <w:rFonts w:ascii="Wingdings" w:hAnsi="Wingdings" w:hint="default"/>
+        <w:sz w:val="20"/>
+      </w:rPr>
+    </w:lvl>
+    <w:lvl w:ilvl="4" w:tentative="1">
+      <w:start w:val="1"/>
+      <w:numFmt w:val="bullet"/>
+      <w:lvlText w:val=""/>
+      <w:lvlJc w:val="left"/>
+      <w:pPr>
+        <w:tabs>
+          <w:tab w:val="num" w:pos="3600"/>
+        </w:tabs>
+        <w:ind w:left="3600" w:hanging="360"/>
+      </w:pPr>
+      <w:rPr>
+        <w:rFonts w:ascii="Wingdings" w:hAnsi="Wingdings" w:hint="default"/>
+        <w:sz w:val="20"/>
+      </w:rPr>
+    </w:lvl>
+    <w:lvl w:ilvl="5" w:tentative="1">
+      <w:start w:val="1"/>
+      <w:numFmt w:val="bullet"/>
+      <w:lvlText w:val=""/>
+      <w:lvlJc w:val="left"/>
+      <w:pPr>
+        <w:tabs>
+          <w:tab w:val="num" w:pos="4320"/>
+        </w:tabs>
+        <w:ind w:left="4320" w:hanging="360"/>
+      </w:pPr>
+      <w:rPr>
+        <w:rFonts w:ascii="Wingdings" w:hAnsi="Wingdings" w:hint="default"/>
+        <w:sz w:val="20"/>
+      </w:rPr>
+    </w:lvl>
+    <w:lvl w:ilvl="6" w:tentative="1">
+      <w:start w:val="1"/>
+      <w:numFmt w:val="bullet"/>
+      <w:lvlText w:val=""/>
+      <w:lvlJc w:val="left"/>
+      <w:pPr>
+        <w:tabs>
+          <w:tab w:val="num" w:pos="5040"/>
+        </w:tabs>
+        <w:ind w:left="5040" w:hanging="360"/>
+      </w:pPr>
+      <w:rPr>
+        <w:rFonts w:ascii="Wingdings" w:hAnsi="Wingdings" w:hint="default"/>
+        <w:sz w:val="20"/>
+      </w:rPr>
+    </w:lvl>
+    <w:lvl w:ilvl="7" w:tentative="1">
+      <w:start w:val="1"/>
+      <w:numFmt w:val="bullet"/>
+      <w:lvlText w:val=""/>
+      <w:lvlJc w:val="left"/>
+      <w:pPr>
+        <w:tabs>
+          <w:tab w:val="num" w:pos="5760"/>
+        </w:tabs>
+        <w:ind w:left="5760" w:hanging="360"/>
+      </w:pPr>
+      <w:rPr>
+        <w:rFonts w:ascii="Wingdings" w:hAnsi="Wingdings" w:hint="default"/>
+        <w:sz w:val="20"/>
+      </w:rPr>
+    </w:lvl>
+    <w:lvl w:ilvl="8" w:tentative="1">
+      <w:start w:val="1"/>
+      <w:numFmt w:val="bullet"/>
+      <w:lvlText w:val=""/>
+      <w:lvlJc w:val="left"/>
+      <w:pPr>
+        <w:tabs>
+          <w:tab w:val="num" w:pos="6480"/>
+        </w:tabs>
+        <w:ind w:left="6480" w:hanging="360"/>
+      </w:pPr>
+      <w:rPr>
+        <w:rFonts w:ascii="Wingdings" w:hAnsi="Wingdings" w:hint="default"/>
+        <w:sz w:val="20"/>
+      </w:rPr>
+    </w:lvl>
+  </w:abstractNum>
+  <w:abstractNum w:abstractNumId="1" w15:restartNumberingAfterBreak="0">
     <w:nsid w:val="101065EF"/>
     <w:multiLevelType w:val="multilevel"/>
     <w:tmpl w:val="7AEC2932"/>
@@ -5498,7 +7695,7 @@
       </w:rPr>
     </w:lvl>
   </w:abstractNum>
-  <w:abstractNum w:abstractNumId="1" w15:restartNumberingAfterBreak="0">
+  <w:abstractNum w:abstractNumId="2" w15:restartNumberingAfterBreak="0">
     <w:nsid w:val="10246E46"/>
     <w:multiLevelType w:val="hybridMultilevel"/>
     <w:tmpl w:val="80469342"/>
@@ -5611,7 +7808,305 @@
       </w:rPr>
     </w:lvl>
   </w:abstractNum>
-  <w:abstractNum w:abstractNumId="2" w15:restartNumberingAfterBreak="0">
+  <w:abstractNum w:abstractNumId="3" w15:restartNumberingAfterBreak="0">
+    <w:nsid w:val="276870AB"/>
+    <w:multiLevelType w:val="multilevel"/>
+    <w:tmpl w:val="51580D84"/>
+    <w:lvl w:ilvl="0">
+      <w:start w:val="1"/>
+      <w:numFmt w:val="bullet"/>
+      <w:lvlText w:val=""/>
+      <w:lvlJc w:val="left"/>
+      <w:pPr>
+        <w:tabs>
+          <w:tab w:val="num" w:pos="720"/>
+        </w:tabs>
+        <w:ind w:left="720" w:hanging="360"/>
+      </w:pPr>
+      <w:rPr>
+        <w:rFonts w:ascii="Symbol" w:hAnsi="Symbol" w:hint="default"/>
+        <w:sz w:val="20"/>
+      </w:rPr>
+    </w:lvl>
+    <w:lvl w:ilvl="1" w:tentative="1">
+      <w:start w:val="1"/>
+      <w:numFmt w:val="bullet"/>
+      <w:lvlText w:val="o"/>
+      <w:lvlJc w:val="left"/>
+      <w:pPr>
+        <w:tabs>
+          <w:tab w:val="num" w:pos="1440"/>
+        </w:tabs>
+        <w:ind w:left="1440" w:hanging="360"/>
+      </w:pPr>
+      <w:rPr>
+        <w:rFonts w:ascii="Courier New" w:hAnsi="Courier New" w:hint="default"/>
+        <w:sz w:val="20"/>
+      </w:rPr>
+    </w:lvl>
+    <w:lvl w:ilvl="2" w:tentative="1">
+      <w:start w:val="1"/>
+      <w:numFmt w:val="bullet"/>
+      <w:lvlText w:val=""/>
+      <w:lvlJc w:val="left"/>
+      <w:pPr>
+        <w:tabs>
+          <w:tab w:val="num" w:pos="2160"/>
+        </w:tabs>
+        <w:ind w:left="2160" w:hanging="360"/>
+      </w:pPr>
+      <w:rPr>
+        <w:rFonts w:ascii="Wingdings" w:hAnsi="Wingdings" w:hint="default"/>
+        <w:sz w:val="20"/>
+      </w:rPr>
+    </w:lvl>
+    <w:lvl w:ilvl="3" w:tentative="1">
+      <w:start w:val="1"/>
+      <w:numFmt w:val="bullet"/>
+      <w:lvlText w:val=""/>
+      <w:lvlJc w:val="left"/>
+      <w:pPr>
+        <w:tabs>
+          <w:tab w:val="num" w:pos="2880"/>
+        </w:tabs>
+        <w:ind w:left="2880" w:hanging="360"/>
+      </w:pPr>
+      <w:rPr>
+        <w:rFonts w:ascii="Wingdings" w:hAnsi="Wingdings" w:hint="default"/>
+        <w:sz w:val="20"/>
+      </w:rPr>
+    </w:lvl>
+    <w:lvl w:ilvl="4" w:tentative="1">
+      <w:start w:val="1"/>
+      <w:numFmt w:val="bullet"/>
+      <w:lvlText w:val=""/>
+      <w:lvlJc w:val="left"/>
+      <w:pPr>
+        <w:tabs>
+          <w:tab w:val="num" w:pos="3600"/>
+        </w:tabs>
+        <w:ind w:left="3600" w:hanging="360"/>
+      </w:pPr>
+      <w:rPr>
+        <w:rFonts w:ascii="Wingdings" w:hAnsi="Wingdings" w:hint="default"/>
+        <w:sz w:val="20"/>
+      </w:rPr>
+    </w:lvl>
+    <w:lvl w:ilvl="5" w:tentative="1">
+      <w:start w:val="1"/>
+      <w:numFmt w:val="bullet"/>
+      <w:lvlText w:val=""/>
+      <w:lvlJc w:val="left"/>
+      <w:pPr>
+        <w:tabs>
+          <w:tab w:val="num" w:pos="4320"/>
+        </w:tabs>
+        <w:ind w:left="4320" w:hanging="360"/>
+      </w:pPr>
+      <w:rPr>
+        <w:rFonts w:ascii="Wingdings" w:hAnsi="Wingdings" w:hint="default"/>
+        <w:sz w:val="20"/>
+      </w:rPr>
+    </w:lvl>
+    <w:lvl w:ilvl="6" w:tentative="1">
+      <w:start w:val="1"/>
+      <w:numFmt w:val="bullet"/>
+      <w:lvlText w:val=""/>
+      <w:lvlJc w:val="left"/>
+      <w:pPr>
+        <w:tabs>
+          <w:tab w:val="num" w:pos="5040"/>
+        </w:tabs>
+        <w:ind w:left="5040" w:hanging="360"/>
+      </w:pPr>
+      <w:rPr>
+        <w:rFonts w:ascii="Wingdings" w:hAnsi="Wingdings" w:hint="default"/>
+        <w:sz w:val="20"/>
+      </w:rPr>
+    </w:lvl>
+    <w:lvl w:ilvl="7" w:tentative="1">
+      <w:start w:val="1"/>
+      <w:numFmt w:val="bullet"/>
+      <w:lvlText w:val=""/>
+      <w:lvlJc w:val="left"/>
+      <w:pPr>
+        <w:tabs>
+          <w:tab w:val="num" w:pos="5760"/>
+        </w:tabs>
+        <w:ind w:left="5760" w:hanging="360"/>
+      </w:pPr>
+      <w:rPr>
+        <w:rFonts w:ascii="Wingdings" w:hAnsi="Wingdings" w:hint="default"/>
+        <w:sz w:val="20"/>
+      </w:rPr>
+    </w:lvl>
+    <w:lvl w:ilvl="8" w:tentative="1">
+      <w:start w:val="1"/>
+      <w:numFmt w:val="bullet"/>
+      <w:lvlText w:val=""/>
+      <w:lvlJc w:val="left"/>
+      <w:pPr>
+        <w:tabs>
+          <w:tab w:val="num" w:pos="6480"/>
+        </w:tabs>
+        <w:ind w:left="6480" w:hanging="360"/>
+      </w:pPr>
+      <w:rPr>
+        <w:rFonts w:ascii="Wingdings" w:hAnsi="Wingdings" w:hint="default"/>
+        <w:sz w:val="20"/>
+      </w:rPr>
+    </w:lvl>
+  </w:abstractNum>
+  <w:abstractNum w:abstractNumId="4" w15:restartNumberingAfterBreak="0">
+    <w:nsid w:val="2FCF6079"/>
+    <w:multiLevelType w:val="multilevel"/>
+    <w:tmpl w:val="B2749CD2"/>
+    <w:lvl w:ilvl="0">
+      <w:start w:val="1"/>
+      <w:numFmt w:val="bullet"/>
+      <w:lvlText w:val=""/>
+      <w:lvlJc w:val="left"/>
+      <w:pPr>
+        <w:tabs>
+          <w:tab w:val="num" w:pos="720"/>
+        </w:tabs>
+        <w:ind w:left="720" w:hanging="360"/>
+      </w:pPr>
+      <w:rPr>
+        <w:rFonts w:ascii="Symbol" w:hAnsi="Symbol" w:hint="default"/>
+        <w:sz w:val="20"/>
+      </w:rPr>
+    </w:lvl>
+    <w:lvl w:ilvl="1" w:tentative="1">
+      <w:start w:val="1"/>
+      <w:numFmt w:val="bullet"/>
+      <w:lvlText w:val="o"/>
+      <w:lvlJc w:val="left"/>
+      <w:pPr>
+        <w:tabs>
+          <w:tab w:val="num" w:pos="1440"/>
+        </w:tabs>
+        <w:ind w:left="1440" w:hanging="360"/>
+      </w:pPr>
+      <w:rPr>
+        <w:rFonts w:ascii="Courier New" w:hAnsi="Courier New" w:hint="default"/>
+        <w:sz w:val="20"/>
+      </w:rPr>
+    </w:lvl>
+    <w:lvl w:ilvl="2" w:tentative="1">
+      <w:start w:val="1"/>
+      <w:numFmt w:val="bullet"/>
+      <w:lvlText w:val=""/>
+      <w:lvlJc w:val="left"/>
+      <w:pPr>
+        <w:tabs>
+          <w:tab w:val="num" w:pos="2160"/>
+        </w:tabs>
+        <w:ind w:left="2160" w:hanging="360"/>
+      </w:pPr>
+      <w:rPr>
+        <w:rFonts w:ascii="Wingdings" w:hAnsi="Wingdings" w:hint="default"/>
+        <w:sz w:val="20"/>
+      </w:rPr>
+    </w:lvl>
+    <w:lvl w:ilvl="3" w:tentative="1">
+      <w:start w:val="1"/>
+      <w:numFmt w:val="bullet"/>
+      <w:lvlText w:val=""/>
+      <w:lvlJc w:val="left"/>
+      <w:pPr>
+        <w:tabs>
+          <w:tab w:val="num" w:pos="2880"/>
+        </w:tabs>
+        <w:ind w:left="2880" w:hanging="360"/>
+      </w:pPr>
+      <w:rPr>
+        <w:rFonts w:ascii="Wingdings" w:hAnsi="Wingdings" w:hint="default"/>
+        <w:sz w:val="20"/>
+      </w:rPr>
+    </w:lvl>
+    <w:lvl w:ilvl="4" w:tentative="1">
+      <w:start w:val="1"/>
+      <w:numFmt w:val="bullet"/>
+      <w:lvlText w:val=""/>
+      <w:lvlJc w:val="left"/>
+      <w:pPr>
+        <w:tabs>
+          <w:tab w:val="num" w:pos="3600"/>
+        </w:tabs>
+        <w:ind w:left="3600" w:hanging="360"/>
+      </w:pPr>
+      <w:rPr>
+        <w:rFonts w:ascii="Wingdings" w:hAnsi="Wingdings" w:hint="default"/>
+        <w:sz w:val="20"/>
+      </w:rPr>
+    </w:lvl>
+    <w:lvl w:ilvl="5" w:tentative="1">
+      <w:start w:val="1"/>
+      <w:numFmt w:val="bullet"/>
+      <w:lvlText w:val=""/>
+      <w:lvlJc w:val="left"/>
+      <w:pPr>
+        <w:tabs>
+          <w:tab w:val="num" w:pos="4320"/>
+        </w:tabs>
+        <w:ind w:left="4320" w:hanging="360"/>
+      </w:pPr>
+      <w:rPr>
+        <w:rFonts w:ascii="Wingdings" w:hAnsi="Wingdings" w:hint="default"/>
+        <w:sz w:val="20"/>
+      </w:rPr>
+    </w:lvl>
+    <w:lvl w:ilvl="6" w:tentative="1">
+      <w:start w:val="1"/>
+      <w:numFmt w:val="bullet"/>
+      <w:lvlText w:val=""/>
+      <w:lvlJc w:val="left"/>
+      <w:pPr>
+        <w:tabs>
+          <w:tab w:val="num" w:pos="5040"/>
+        </w:tabs>
+        <w:ind w:left="5040" w:hanging="360"/>
+      </w:pPr>
+      <w:rPr>
+        <w:rFonts w:ascii="Wingdings" w:hAnsi="Wingdings" w:hint="default"/>
+        <w:sz w:val="20"/>
+      </w:rPr>
+    </w:lvl>
+    <w:lvl w:ilvl="7" w:tentative="1">
+      <w:start w:val="1"/>
+      <w:numFmt w:val="bullet"/>
+      <w:lvlText w:val=""/>
+      <w:lvlJc w:val="left"/>
+      <w:pPr>
+        <w:tabs>
+          <w:tab w:val="num" w:pos="5760"/>
+        </w:tabs>
+        <w:ind w:left="5760" w:hanging="360"/>
+      </w:pPr>
+      <w:rPr>
+        <w:rFonts w:ascii="Wingdings" w:hAnsi="Wingdings" w:hint="default"/>
+        <w:sz w:val="20"/>
+      </w:rPr>
+    </w:lvl>
+    <w:lvl w:ilvl="8" w:tentative="1">
+      <w:start w:val="1"/>
+      <w:numFmt w:val="bullet"/>
+      <w:lvlText w:val=""/>
+      <w:lvlJc w:val="left"/>
+      <w:pPr>
+        <w:tabs>
+          <w:tab w:val="num" w:pos="6480"/>
+        </w:tabs>
+        <w:ind w:left="6480" w:hanging="360"/>
+      </w:pPr>
+      <w:rPr>
+        <w:rFonts w:ascii="Wingdings" w:hAnsi="Wingdings" w:hint="default"/>
+        <w:sz w:val="20"/>
+      </w:rPr>
+    </w:lvl>
+  </w:abstractNum>
+  <w:abstractNum w:abstractNumId="5" w15:restartNumberingAfterBreak="0">
     <w:nsid w:val="320D6668"/>
     <w:multiLevelType w:val="multilevel"/>
     <w:tmpl w:val="D398E744"/>
@@ -5760,7 +8255,7 @@
       </w:rPr>
     </w:lvl>
   </w:abstractNum>
-  <w:abstractNum w:abstractNumId="3" w15:restartNumberingAfterBreak="0">
+  <w:abstractNum w:abstractNumId="6" w15:restartNumberingAfterBreak="0">
     <w:nsid w:val="3A127C17"/>
     <w:multiLevelType w:val="multilevel"/>
     <w:tmpl w:val="8856AD9C"/>
@@ -5909,7 +8404,7 @@
       </w:rPr>
     </w:lvl>
   </w:abstractNum>
-  <w:abstractNum w:abstractNumId="4" w15:restartNumberingAfterBreak="0">
+  <w:abstractNum w:abstractNumId="7" w15:restartNumberingAfterBreak="0">
     <w:nsid w:val="3C2D3C2A"/>
     <w:multiLevelType w:val="multilevel"/>
     <w:tmpl w:val="A1B64A5A"/>
@@ -6058,7 +8553,7 @@
       </w:rPr>
     </w:lvl>
   </w:abstractNum>
-  <w:abstractNum w:abstractNumId="5" w15:restartNumberingAfterBreak="0">
+  <w:abstractNum w:abstractNumId="8" w15:restartNumberingAfterBreak="0">
     <w:nsid w:val="3FA9796D"/>
     <w:multiLevelType w:val="multilevel"/>
     <w:tmpl w:val="50A42A50"/>
@@ -6207,7 +8702,156 @@
       </w:rPr>
     </w:lvl>
   </w:abstractNum>
-  <w:abstractNum w:abstractNumId="6" w15:restartNumberingAfterBreak="0">
+  <w:abstractNum w:abstractNumId="9" w15:restartNumberingAfterBreak="0">
+    <w:nsid w:val="421B55AC"/>
+    <w:multiLevelType w:val="multilevel"/>
+    <w:tmpl w:val="C83A03D0"/>
+    <w:lvl w:ilvl="0">
+      <w:start w:val="1"/>
+      <w:numFmt w:val="bullet"/>
+      <w:lvlText w:val=""/>
+      <w:lvlJc w:val="left"/>
+      <w:pPr>
+        <w:tabs>
+          <w:tab w:val="num" w:pos="720"/>
+        </w:tabs>
+        <w:ind w:left="720" w:hanging="360"/>
+      </w:pPr>
+      <w:rPr>
+        <w:rFonts w:ascii="Symbol" w:hAnsi="Symbol" w:hint="default"/>
+        <w:sz w:val="20"/>
+      </w:rPr>
+    </w:lvl>
+    <w:lvl w:ilvl="1" w:tentative="1">
+      <w:start w:val="1"/>
+      <w:numFmt w:val="bullet"/>
+      <w:lvlText w:val="o"/>
+      <w:lvlJc w:val="left"/>
+      <w:pPr>
+        <w:tabs>
+          <w:tab w:val="num" w:pos="1440"/>
+        </w:tabs>
+        <w:ind w:left="1440" w:hanging="360"/>
+      </w:pPr>
+      <w:rPr>
+        <w:rFonts w:ascii="Courier New" w:hAnsi="Courier New" w:hint="default"/>
+        <w:sz w:val="20"/>
+      </w:rPr>
+    </w:lvl>
+    <w:lvl w:ilvl="2" w:tentative="1">
+      <w:start w:val="1"/>
+      <w:numFmt w:val="bullet"/>
+      <w:lvlText w:val=""/>
+      <w:lvlJc w:val="left"/>
+      <w:pPr>
+        <w:tabs>
+          <w:tab w:val="num" w:pos="2160"/>
+        </w:tabs>
+        <w:ind w:left="2160" w:hanging="360"/>
+      </w:pPr>
+      <w:rPr>
+        <w:rFonts w:ascii="Wingdings" w:hAnsi="Wingdings" w:hint="default"/>
+        <w:sz w:val="20"/>
+      </w:rPr>
+    </w:lvl>
+    <w:lvl w:ilvl="3" w:tentative="1">
+      <w:start w:val="1"/>
+      <w:numFmt w:val="bullet"/>
+      <w:lvlText w:val=""/>
+      <w:lvlJc w:val="left"/>
+      <w:pPr>
+        <w:tabs>
+          <w:tab w:val="num" w:pos="2880"/>
+        </w:tabs>
+        <w:ind w:left="2880" w:hanging="360"/>
+      </w:pPr>
+      <w:rPr>
+        <w:rFonts w:ascii="Wingdings" w:hAnsi="Wingdings" w:hint="default"/>
+        <w:sz w:val="20"/>
+      </w:rPr>
+    </w:lvl>
+    <w:lvl w:ilvl="4" w:tentative="1">
+      <w:start w:val="1"/>
+      <w:numFmt w:val="bullet"/>
+      <w:lvlText w:val=""/>
+      <w:lvlJc w:val="left"/>
+      <w:pPr>
+        <w:tabs>
+          <w:tab w:val="num" w:pos="3600"/>
+        </w:tabs>
+        <w:ind w:left="3600" w:hanging="360"/>
+      </w:pPr>
+      <w:rPr>
+        <w:rFonts w:ascii="Wingdings" w:hAnsi="Wingdings" w:hint="default"/>
+        <w:sz w:val="20"/>
+      </w:rPr>
+    </w:lvl>
+    <w:lvl w:ilvl="5" w:tentative="1">
+      <w:start w:val="1"/>
+      <w:numFmt w:val="bullet"/>
+      <w:lvlText w:val=""/>
+      <w:lvlJc w:val="left"/>
+      <w:pPr>
+        <w:tabs>
+          <w:tab w:val="num" w:pos="4320"/>
+        </w:tabs>
+        <w:ind w:left="4320" w:hanging="360"/>
+      </w:pPr>
+      <w:rPr>
+        <w:rFonts w:ascii="Wingdings" w:hAnsi="Wingdings" w:hint="default"/>
+        <w:sz w:val="20"/>
+      </w:rPr>
+    </w:lvl>
+    <w:lvl w:ilvl="6" w:tentative="1">
+      <w:start w:val="1"/>
+      <w:numFmt w:val="bullet"/>
+      <w:lvlText w:val=""/>
+      <w:lvlJc w:val="left"/>
+      <w:pPr>
+        <w:tabs>
+          <w:tab w:val="num" w:pos="5040"/>
+        </w:tabs>
+        <w:ind w:left="5040" w:hanging="360"/>
+      </w:pPr>
+      <w:rPr>
+        <w:rFonts w:ascii="Wingdings" w:hAnsi="Wingdings" w:hint="default"/>
+        <w:sz w:val="20"/>
+      </w:rPr>
+    </w:lvl>
+    <w:lvl w:ilvl="7" w:tentative="1">
+      <w:start w:val="1"/>
+      <w:numFmt w:val="bullet"/>
+      <w:lvlText w:val=""/>
+      <w:lvlJc w:val="left"/>
+      <w:pPr>
+        <w:tabs>
+          <w:tab w:val="num" w:pos="5760"/>
+        </w:tabs>
+        <w:ind w:left="5760" w:hanging="360"/>
+      </w:pPr>
+      <w:rPr>
+        <w:rFonts w:ascii="Wingdings" w:hAnsi="Wingdings" w:hint="default"/>
+        <w:sz w:val="20"/>
+      </w:rPr>
+    </w:lvl>
+    <w:lvl w:ilvl="8" w:tentative="1">
+      <w:start w:val="1"/>
+      <w:numFmt w:val="bullet"/>
+      <w:lvlText w:val=""/>
+      <w:lvlJc w:val="left"/>
+      <w:pPr>
+        <w:tabs>
+          <w:tab w:val="num" w:pos="6480"/>
+        </w:tabs>
+        <w:ind w:left="6480" w:hanging="360"/>
+      </w:pPr>
+      <w:rPr>
+        <w:rFonts w:ascii="Wingdings" w:hAnsi="Wingdings" w:hint="default"/>
+        <w:sz w:val="20"/>
+      </w:rPr>
+    </w:lvl>
+  </w:abstractNum>
+  <w:abstractNum w:abstractNumId="10" w15:restartNumberingAfterBreak="0">
     <w:nsid w:val="4293406D"/>
     <w:multiLevelType w:val="multilevel"/>
     <w:tmpl w:val="9BD0057C"/>
@@ -6356,7 +9000,7 @@
       </w:rPr>
     </w:lvl>
   </w:abstractNum>
-  <w:abstractNum w:abstractNumId="7" w15:restartNumberingAfterBreak="0">
+  <w:abstractNum w:abstractNumId="11" w15:restartNumberingAfterBreak="0">
     <w:nsid w:val="42D945F6"/>
     <w:multiLevelType w:val="multilevel"/>
     <w:tmpl w:val="86E4781A"/>
@@ -6505,7 +9149,156 @@
       </w:rPr>
     </w:lvl>
   </w:abstractNum>
-  <w:abstractNum w:abstractNumId="8" w15:restartNumberingAfterBreak="0">
+  <w:abstractNum w:abstractNumId="12" w15:restartNumberingAfterBreak="0">
+    <w:nsid w:val="47C803A4"/>
+    <w:multiLevelType w:val="multilevel"/>
+    <w:tmpl w:val="B740A55C"/>
+    <w:lvl w:ilvl="0">
+      <w:start w:val="1"/>
+      <w:numFmt w:val="bullet"/>
+      <w:lvlText w:val=""/>
+      <w:lvlJc w:val="left"/>
+      <w:pPr>
+        <w:tabs>
+          <w:tab w:val="num" w:pos="720"/>
+        </w:tabs>
+        <w:ind w:left="720" w:hanging="360"/>
+      </w:pPr>
+      <w:rPr>
+        <w:rFonts w:ascii="Symbol" w:hAnsi="Symbol" w:hint="default"/>
+        <w:sz w:val="20"/>
+      </w:rPr>
+    </w:lvl>
+    <w:lvl w:ilvl="1" w:tentative="1">
+      <w:start w:val="1"/>
+      <w:numFmt w:val="bullet"/>
+      <w:lvlText w:val="o"/>
+      <w:lvlJc w:val="left"/>
+      <w:pPr>
+        <w:tabs>
+          <w:tab w:val="num" w:pos="1440"/>
+        </w:tabs>
+        <w:ind w:left="1440" w:hanging="360"/>
+      </w:pPr>
+      <w:rPr>
+        <w:rFonts w:ascii="Courier New" w:hAnsi="Courier New" w:hint="default"/>
+        <w:sz w:val="20"/>
+      </w:rPr>
+    </w:lvl>
+    <w:lvl w:ilvl="2" w:tentative="1">
+      <w:start w:val="1"/>
+      <w:numFmt w:val="bullet"/>
+      <w:lvlText w:val=""/>
+      <w:lvlJc w:val="left"/>
+      <w:pPr>
+        <w:tabs>
+          <w:tab w:val="num" w:pos="2160"/>
+        </w:tabs>
+        <w:ind w:left="2160" w:hanging="360"/>
+      </w:pPr>
+      <w:rPr>
+        <w:rFonts w:ascii="Wingdings" w:hAnsi="Wingdings" w:hint="default"/>
+        <w:sz w:val="20"/>
+      </w:rPr>
+    </w:lvl>
+    <w:lvl w:ilvl="3" w:tentative="1">
+      <w:start w:val="1"/>
+      <w:numFmt w:val="bullet"/>
+      <w:lvlText w:val=""/>
+      <w:lvlJc w:val="left"/>
+      <w:pPr>
+        <w:tabs>
+          <w:tab w:val="num" w:pos="2880"/>
+        </w:tabs>
+        <w:ind w:left="2880" w:hanging="360"/>
+      </w:pPr>
+      <w:rPr>
+        <w:rFonts w:ascii="Wingdings" w:hAnsi="Wingdings" w:hint="default"/>
+        <w:sz w:val="20"/>
+      </w:rPr>
+    </w:lvl>
+    <w:lvl w:ilvl="4" w:tentative="1">
+      <w:start w:val="1"/>
+      <w:numFmt w:val="bullet"/>
+      <w:lvlText w:val=""/>
+      <w:lvlJc w:val="left"/>
+      <w:pPr>
+        <w:tabs>
+          <w:tab w:val="num" w:pos="3600"/>
+        </w:tabs>
+        <w:ind w:left="3600" w:hanging="360"/>
+      </w:pPr>
+      <w:rPr>
+        <w:rFonts w:ascii="Wingdings" w:hAnsi="Wingdings" w:hint="default"/>
+        <w:sz w:val="20"/>
+      </w:rPr>
+    </w:lvl>
+    <w:lvl w:ilvl="5" w:tentative="1">
+      <w:start w:val="1"/>
+      <w:numFmt w:val="bullet"/>
+      <w:lvlText w:val=""/>
+      <w:lvlJc w:val="left"/>
+      <w:pPr>
+        <w:tabs>
+          <w:tab w:val="num" w:pos="4320"/>
+        </w:tabs>
+        <w:ind w:left="4320" w:hanging="360"/>
+      </w:pPr>
+      <w:rPr>
+        <w:rFonts w:ascii="Wingdings" w:hAnsi="Wingdings" w:hint="default"/>
+        <w:sz w:val="20"/>
+      </w:rPr>
+    </w:lvl>
+    <w:lvl w:ilvl="6" w:tentative="1">
+      <w:start w:val="1"/>
+      <w:numFmt w:val="bullet"/>
+      <w:lvlText w:val=""/>
+      <w:lvlJc w:val="left"/>
+      <w:pPr>
+        <w:tabs>
+          <w:tab w:val="num" w:pos="5040"/>
+        </w:tabs>
+        <w:ind w:left="5040" w:hanging="360"/>
+      </w:pPr>
+      <w:rPr>
+        <w:rFonts w:ascii="Wingdings" w:hAnsi="Wingdings" w:hint="default"/>
+        <w:sz w:val="20"/>
+      </w:rPr>
+    </w:lvl>
+    <w:lvl w:ilvl="7" w:tentative="1">
+      <w:start w:val="1"/>
+      <w:numFmt w:val="bullet"/>
+      <w:lvlText w:val=""/>
+      <w:lvlJc w:val="left"/>
+      <w:pPr>
+        <w:tabs>
+          <w:tab w:val="num" w:pos="5760"/>
+        </w:tabs>
+        <w:ind w:left="5760" w:hanging="360"/>
+      </w:pPr>
+      <w:rPr>
+        <w:rFonts w:ascii="Wingdings" w:hAnsi="Wingdings" w:hint="default"/>
+        <w:sz w:val="20"/>
+      </w:rPr>
+    </w:lvl>
+    <w:lvl w:ilvl="8" w:tentative="1">
+      <w:start w:val="1"/>
+      <w:numFmt w:val="bullet"/>
+      <w:lvlText w:val=""/>
+      <w:lvlJc w:val="left"/>
+      <w:pPr>
+        <w:tabs>
+          <w:tab w:val="num" w:pos="6480"/>
+        </w:tabs>
+        <w:ind w:left="6480" w:hanging="360"/>
+      </w:pPr>
+      <w:rPr>
+        <w:rFonts w:ascii="Wingdings" w:hAnsi="Wingdings" w:hint="default"/>
+        <w:sz w:val="20"/>
+      </w:rPr>
+    </w:lvl>
+  </w:abstractNum>
+  <w:abstractNum w:abstractNumId="13" w15:restartNumberingAfterBreak="0">
     <w:nsid w:val="48F808E5"/>
     <w:multiLevelType w:val="multilevel"/>
     <w:tmpl w:val="E348F93C"/>
@@ -6654,7 +9447,7 @@
       </w:rPr>
     </w:lvl>
   </w:abstractNum>
-  <w:abstractNum w:abstractNumId="9" w15:restartNumberingAfterBreak="0">
+  <w:abstractNum w:abstractNumId="14" w15:restartNumberingAfterBreak="0">
     <w:nsid w:val="4AA43F4B"/>
     <w:multiLevelType w:val="multilevel"/>
     <w:tmpl w:val="BC1C0F1A"/>
@@ -6803,7 +9596,7 @@
       </w:rPr>
     </w:lvl>
   </w:abstractNum>
-  <w:abstractNum w:abstractNumId="10" w15:restartNumberingAfterBreak="0">
+  <w:abstractNum w:abstractNumId="15" w15:restartNumberingAfterBreak="0">
     <w:nsid w:val="4C010D8C"/>
     <w:multiLevelType w:val="multilevel"/>
     <w:tmpl w:val="E962E6A8"/>
@@ -6952,7 +9745,7 @@
       </w:rPr>
     </w:lvl>
   </w:abstractNum>
-  <w:abstractNum w:abstractNumId="11" w15:restartNumberingAfterBreak="0">
+  <w:abstractNum w:abstractNumId="16" w15:restartNumberingAfterBreak="0">
     <w:nsid w:val="59EB5608"/>
     <w:multiLevelType w:val="multilevel"/>
     <w:tmpl w:val="600C1EFE"/>
@@ -7101,7 +9894,7 @@
       </w:rPr>
     </w:lvl>
   </w:abstractNum>
-  <w:abstractNum w:abstractNumId="12" w15:restartNumberingAfterBreak="0">
+  <w:abstractNum w:abstractNumId="17" w15:restartNumberingAfterBreak="0">
     <w:nsid w:val="6AB60AA4"/>
     <w:multiLevelType w:val="multilevel"/>
     <w:tmpl w:val="B4CA3EAC"/>
@@ -7250,7 +10043,7 @@
       </w:rPr>
     </w:lvl>
   </w:abstractNum>
-  <w:abstractNum w:abstractNumId="13" w15:restartNumberingAfterBreak="0">
+  <w:abstractNum w:abstractNumId="18" w15:restartNumberingAfterBreak="0">
     <w:nsid w:val="6D371623"/>
     <w:multiLevelType w:val="multilevel"/>
     <w:tmpl w:val="DDB40480"/>
@@ -7399,7 +10192,7 @@
       </w:rPr>
     </w:lvl>
   </w:abstractNum>
-  <w:abstractNum w:abstractNumId="14" w15:restartNumberingAfterBreak="0">
+  <w:abstractNum w:abstractNumId="19" w15:restartNumberingAfterBreak="0">
     <w:nsid w:val="77CA632D"/>
     <w:multiLevelType w:val="multilevel"/>
     <w:tmpl w:val="FA7E6D78"/>
@@ -7549,49 +10342,64 @@
     </w:lvl>
   </w:abstractNum>
   <w:num w:numId="1" w16cid:durableId="1916620670">
+    <w:abstractNumId w:val="6"/>
+  </w:num>
+  <w:num w:numId="2" w16cid:durableId="781801143">
+    <w:abstractNumId w:val="16"/>
+  </w:num>
+  <w:num w:numId="3" w16cid:durableId="2029912295">
+    <w:abstractNumId w:val="18"/>
+  </w:num>
+  <w:num w:numId="4" w16cid:durableId="1492258914">
+    <w:abstractNumId w:val="7"/>
+  </w:num>
+  <w:num w:numId="5" w16cid:durableId="1963995954">
+    <w:abstractNumId w:val="11"/>
+  </w:num>
+  <w:num w:numId="6" w16cid:durableId="1416172500">
+    <w:abstractNumId w:val="5"/>
+  </w:num>
+  <w:num w:numId="7" w16cid:durableId="1325939009">
+    <w:abstractNumId w:val="17"/>
+  </w:num>
+  <w:num w:numId="8" w16cid:durableId="1390155555">
+    <w:abstractNumId w:val="10"/>
+  </w:num>
+  <w:num w:numId="9" w16cid:durableId="458689833">
+    <w:abstractNumId w:val="13"/>
+  </w:num>
+  <w:num w:numId="10" w16cid:durableId="1426998080">
+    <w:abstractNumId w:val="1"/>
+  </w:num>
+  <w:num w:numId="11" w16cid:durableId="1714187596">
+    <w:abstractNumId w:val="8"/>
+  </w:num>
+  <w:num w:numId="12" w16cid:durableId="739255895">
+    <w:abstractNumId w:val="15"/>
+  </w:num>
+  <w:num w:numId="13" w16cid:durableId="1186941663">
+    <w:abstractNumId w:val="2"/>
+  </w:num>
+  <w:num w:numId="14" w16cid:durableId="35740488">
+    <w:abstractNumId w:val="19"/>
+  </w:num>
+  <w:num w:numId="15" w16cid:durableId="1622540619">
+    <w:abstractNumId w:val="14"/>
+  </w:num>
+  <w:num w:numId="16" w16cid:durableId="1226575305">
+    <w:abstractNumId w:val="9"/>
+  </w:num>
+  <w:num w:numId="17" w16cid:durableId="2096127406">
+    <w:abstractNumId w:val="0"/>
+  </w:num>
+  <w:num w:numId="18" w16cid:durableId="1325470264">
+    <w:abstractNumId w:val="4"/>
+  </w:num>
+  <w:num w:numId="19" w16cid:durableId="2004116905">
     <w:abstractNumId w:val="3"/>
   </w:num>
-  <w:num w:numId="2" w16cid:durableId="781801143">
-    <w:abstractNumId w:val="11"/>
-  </w:num>
-  <w:num w:numId="3" w16cid:durableId="2029912295">
-    <w:abstractNumId w:val="13"/>
-  </w:num>
-  <w:num w:numId="4" w16cid:durableId="1492258914">
-    <w:abstractNumId w:val="4"/>
-  </w:num>
-  <w:num w:numId="5" w16cid:durableId="1963995954">
-    <w:abstractNumId w:val="7"/>
-  </w:num>
-  <w:num w:numId="6" w16cid:durableId="1416172500">
-    <w:abstractNumId w:val="2"/>
-  </w:num>
-  <w:num w:numId="7" w16cid:durableId="1325939009">
+  <w:num w:numId="20" w16cid:durableId="797453634">
     <w:abstractNumId w:val="12"/>
-  </w:num>
-  <w:num w:numId="8" w16cid:durableId="1390155555">
-    <w:abstractNumId w:val="6"/>
-  </w:num>
-  <w:num w:numId="9" w16cid:durableId="458689833">
-    <w:abstractNumId w:val="8"/>
-  </w:num>
-  <w:num w:numId="10" w16cid:durableId="1426998080">
-    <w:abstractNumId w:val="0"/>
-  </w:num>
-  <w:num w:numId="11" w16cid:durableId="1714187596">
-    <w:abstractNumId w:val="5"/>
-  </w:num>
-  <w:num w:numId="12" w16cid:durableId="739255895">
-    <w:abstractNumId w:val="10"/>
-  </w:num>
-  <w:num w:numId="13" w16cid:durableId="1186941663">
-    <w:abstractNumId w:val="1"/>
-  </w:num>
-  <w:num w:numId="14" w16cid:durableId="35740488">
-    <w:abstractNumId w:val="14"/>
-  </w:num>
-  <w:num w:numId="15" w16cid:durableId="1622540619">
-    <w:abstractNumId w:val="9"/>
   </w:num>
 </w:numbering>
 </file>
@@ -8617,6 +11425,18 @@
       <w:shd w:val="clear" w:color="auto" w:fill="E1DFDD"/>
     </w:rPr>
   </w:style>
+  <w:style w:type="character" w:styleId="Hipervnculovisitado">
+    <w:name w:val="FollowedHyperlink"/>
+    <w:basedOn w:val="Fuentedeprrafopredeter"/>
+    <w:uiPriority w:val="99"/>
+    <w:semiHidden/>
+    <w:unhideWhenUsed/>
+    <w:rsid w:val="00A82869"/>
+    <w:rPr>
+      <w:color w:val="96607D" w:themeColor="followedHyperlink"/>
+      <w:u w:val="single"/>
+    </w:rPr>
+  </w:style>
 </w:styles>
 </file>
 
@@ -8732,6 +11552,7 @@
     <w:rsid w:val="00381F2A"/>
     <w:rsid w:val="00394D3D"/>
     <w:rsid w:val="004673B6"/>
+    <w:rsid w:val="004E40D2"/>
     <w:rsid w:val="0052210B"/>
     <w:rsid w:val="005910AB"/>
     <w:rsid w:val="005B7007"/>
@@ -8741,6 +11562,7 @@
     <w:rsid w:val="008B6E66"/>
     <w:rsid w:val="009F4594"/>
     <w:rsid w:val="00A21BC4"/>
+    <w:rsid w:val="00B676DF"/>
     <w:rsid w:val="00BF53C9"/>
     <w:rsid w:val="00C83390"/>
     <w:rsid w:val="00D72013"/>
